--- a/docs/BalloonFlow_콘텐츠설계서.docx
+++ b/docs/BalloonFlow_콘텐츠설계서.docx
@@ -24,9 +24,9 @@
           <w:color w:val="646464"/>
           <w:sz w:val="22"/>
         </w:rPr>
-        <w:t>레벨 디자인 + 진행 스케줄 + 챕터 구조</w:t>
+        <w:t>레벨 디자인 + Beat Chart + 진행 스케줄</w:t>
         <w:br/>
-        <w:t>2026. 03. 11 | Content Design v1.0</w:t>
+        <w:t>Content Design v2.0</w:t>
       </w:r>
     </w:p>
     <w:p/>
@@ -35,7 +35,7 @@
         <w:pStyle w:val="Heading1"/>
       </w:pPr>
       <w:r>
-        <w:t>1. 레벨 개요</w:t>
+        <w:t>1. Beat Chart 개요</w:t>
       </w:r>
     </w:p>
     <w:p>
@@ -44,13 +44,13 @@
           <w:b/>
           <w:sz w:val="20"/>
         </w:rPr>
-        <w:t xml:space="preserve">총 레벨 수: </w:t>
+        <w:t xml:space="preserve">총 레벨: </w:t>
       </w:r>
       <w:r>
         <w:rPr>
           <w:sz w:val="20"/>
         </w:rPr>
-        <w:t>200</w:t>
+        <w:t>100</w:t>
       </w:r>
     </w:p>
     <w:p>
@@ -59,13 +59,13 @@
           <w:b/>
           <w:sz w:val="20"/>
         </w:rPr>
-        <w:t xml:space="preserve">챕터 구조: </w:t>
+        <w:t xml:space="preserve">패키지: </w:t>
       </w:r>
       <w:r>
         <w:rPr>
           <w:sz w:val="20"/>
         </w:rPr>
-        <w:t>10 챕터 x 20 레벨 = 200 레벨 (출시 시)</w:t>
+        <w:t>5개 × 20레벨</w:t>
       </w:r>
     </w:p>
     <w:p>
@@ -74,13 +74,13 @@
           <w:b/>
           <w:sz w:val="20"/>
         </w:rPr>
-        <w:t xml:space="preserve">평균 플레이 시간: </w:t>
+        <w:t xml:space="preserve">홀더 슬롯: </w:t>
       </w:r>
       <w:r>
         <w:rPr>
           <w:sz w:val="20"/>
         </w:rPr>
-        <w:t>[30, 90] 초</w:t>
+        <w:t>5</w:t>
       </w:r>
     </w:p>
     <w:p>
@@ -89,13 +89,66 @@
           <w:b/>
           <w:sz w:val="20"/>
         </w:rPr>
-        <w:t xml:space="preserve">튜토리얼 레벨: </w:t>
+        <w:t xml:space="preserve">실패 조건: </w:t>
       </w:r>
       <w:r>
         <w:rPr>
           <w:sz w:val="20"/>
         </w:rPr>
-        <w:t>5개</w:t>
+        <w:t>홀더 초과. 홀더(5칸) 대기 보관함이 5개를 초과하면 실패. 보관함이 레일(원형 루프)에서 한 바퀴 돌고 탄창이 남으면 홀더로 복귀 → 홀더 초과 시 실패.</w:t>
+      </w:r>
+    </w:p>
+    <w:p>
+      <w:pPr>
+        <w:pStyle w:val="Heading2"/>
+      </w:pPr>
+      <w:r>
+        <w:t>난이도 원칙</w:t>
+      </w:r>
+    </w:p>
+    <w:p>
+      <w:r>
+        <w:rPr>
+          <w:b/>
+          <w:sz w:val="20"/>
+        </w:rPr>
+        <w:t xml:space="preserve">sawtooth_pattern: </w:t>
+      </w:r>
+      <w:r>
+        <w:rPr>
+          <w:sz w:val="20"/>
+        </w:rPr>
+        <w:t>각 패키지 내 난이도는 톱니 모양(sawtooth)으로 오르내린다. 하드 직후 휴식이 오고, 슈퍼하드 직후에도 휴식이 온다. 이 반복이 긴장과 해소의 리듬을 만든다.</w:t>
+      </w:r>
+    </w:p>
+    <w:p>
+      <w:r>
+        <w:rPr>
+          <w:b/>
+          <w:sz w:val="20"/>
+        </w:rPr>
+        <w:t xml:space="preserve">strict_ordering: </w:t>
+      </w:r>
+      <w:r>
+        <w:rPr>
+          <w:sz w:val="20"/>
+        </w:rPr>
+        <w:t>난이도 순서는 엄격하게 지켜져야 한다: 슈퍼하드 &gt; 하드 &gt; 노말 &gt; 튜토리얼 &gt; 휴식. 이 순서의 위반(역주행)은 절대 불가. 같은 패키지 내에서 난이도는 이 순서를 전체 흐름으로 유지. 단, 휴식 레벨은 예외로 직전 레벨보다 낮은 난이도 허용.</w:t>
+      </w:r>
+    </w:p>
+    <w:p>
+      <w:r>
+        <w:rPr>
+          <w:b/>
+          <w:sz w:val="20"/>
+        </w:rPr>
+        <w:t xml:space="preserve">new_element_intro_rule: </w:t>
+      </w:r>
+      <w:r>
+        <w:rPr>
+          <w:sz w:val="20"/>
+        </w:rPr>
+        <w:t>신규 요소(기믹·색상·오브젝트 타입) 도입 레벨에서는 전체 오브젝트 수를 직전 대비 줄여서 플레이어가 새 요소에 집중할 수 있도록 한다. 패키지 평균보다 20~30% 감소시킨다.</w:t>
       </w:r>
     </w:p>
     <w:p>
@@ -103,7 +156,20 @@
         <w:pStyle w:val="Heading1"/>
       </w:pPr>
       <w:r>
-        <w:t>2. 챕터 구성</w:t>
+        <w:t>2. 패키지별 Beat Chart</w:t>
+      </w:r>
+    </w:p>
+    <w:p>
+      <w:pPr>
+        <w:pStyle w:val="Heading2"/>
+      </w:pPr>
+      <w:r>
+        <w:t>PKG1: LEARN: Basics</w:t>
+      </w:r>
+    </w:p>
+    <w:p>
+      <w:r>
+        <w:t>코어 메카닉 학습 → 충분한 성공 경험 → 첫 기믹(Hidden, pos 11) → 첫 하드(pos 19)에서 첫 실패 경험</w:t>
       </w:r>
     </w:p>
     <w:tbl>
@@ -114,16 +180,13 @@
         <w:tblLook w:firstColumn="1" w:firstRow="1" w:lastColumn="0" w:lastRow="0" w:noHBand="0" w:noVBand="1" w:val="04A0"/>
       </w:tblPr>
       <w:tblGrid>
-        <w:gridCol w:w="1728"/>
-        <w:gridCol w:w="1728"/>
-        <w:gridCol w:w="1728"/>
-        <w:gridCol w:w="1728"/>
-        <w:gridCol w:w="1728"/>
+        <w:gridCol w:w="4320"/>
+        <w:gridCol w:w="4320"/>
       </w:tblGrid>
       <w:tr>
         <w:tc>
           <w:tcPr>
-            <w:tcW w:type="dxa" w:w="1728"/>
+            <w:tcW w:type="dxa" w:w="4320"/>
             <w:shd w:val="clear" w:color="auto" w:fill="4472C4"/>
           </w:tcPr>
           <w:p>
@@ -136,13 +199,13 @@
                 <w:color w:val="FFFFFF"/>
                 <w:sz w:val="18"/>
               </w:rPr>
-              <w:t>챕터</w:t>
+              <w:t>목적</w:t>
             </w:r>
           </w:p>
         </w:tc>
         <w:tc>
           <w:tcPr>
-            <w:tcW w:type="dxa" w:w="1728"/>
+            <w:tcW w:type="dxa" w:w="4320"/>
             <w:shd w:val="clear" w:color="auto" w:fill="4472C4"/>
           </w:tcPr>
           <w:p>
@@ -155,13 +218,300 @@
                 <w:color w:val="FFFFFF"/>
                 <w:sz w:val="18"/>
               </w:rPr>
-              <w:t>이름</w:t>
+              <w:t>수</w:t>
+            </w:r>
+          </w:p>
+        </w:tc>
+      </w:tr>
+      <w:tr>
+        <w:tc>
+          <w:tcPr>
+            <w:tcW w:type="dxa" w:w="4320"/>
+          </w:tcPr>
+          <w:p>
+            <w:r>
+              <w:rPr>
+                <w:sz w:val="18"/>
+              </w:rPr>
+              <w:t>튜토리얼</w:t>
             </w:r>
           </w:p>
         </w:tc>
         <w:tc>
           <w:tcPr>
-            <w:tcW w:type="dxa" w:w="1728"/>
+            <w:tcW w:type="dxa" w:w="4320"/>
+          </w:tcPr>
+          <w:p>
+            <w:r>
+              <w:rPr>
+                <w:sz w:val="18"/>
+              </w:rPr>
+              <w:t>6</w:t>
+            </w:r>
+          </w:p>
+        </w:tc>
+      </w:tr>
+      <w:tr>
+        <w:tc>
+          <w:tcPr>
+            <w:tcW w:type="dxa" w:w="4320"/>
+          </w:tcPr>
+          <w:p>
+            <w:r>
+              <w:rPr>
+                <w:sz w:val="18"/>
+              </w:rPr>
+              <w:t>노말</w:t>
+            </w:r>
+          </w:p>
+        </w:tc>
+        <w:tc>
+          <w:tcPr>
+            <w:tcW w:type="dxa" w:w="4320"/>
+          </w:tcPr>
+          <w:p>
+            <w:r>
+              <w:rPr>
+                <w:sz w:val="18"/>
+              </w:rPr>
+              <w:t>12</w:t>
+            </w:r>
+          </w:p>
+        </w:tc>
+      </w:tr>
+      <w:tr>
+        <w:tc>
+          <w:tcPr>
+            <w:tcW w:type="dxa" w:w="4320"/>
+          </w:tcPr>
+          <w:p>
+            <w:r>
+              <w:rPr>
+                <w:sz w:val="18"/>
+              </w:rPr>
+              <w:t>하드</w:t>
+            </w:r>
+          </w:p>
+        </w:tc>
+        <w:tc>
+          <w:tcPr>
+            <w:tcW w:type="dxa" w:w="4320"/>
+          </w:tcPr>
+          <w:p>
+            <w:r>
+              <w:rPr>
+                <w:sz w:val="18"/>
+              </w:rPr>
+              <w:t>1</w:t>
+            </w:r>
+          </w:p>
+        </w:tc>
+      </w:tr>
+      <w:tr>
+        <w:tc>
+          <w:tcPr>
+            <w:tcW w:type="dxa" w:w="4320"/>
+          </w:tcPr>
+          <w:p>
+            <w:r>
+              <w:rPr>
+                <w:sz w:val="18"/>
+              </w:rPr>
+              <w:t>슈퍼하드</w:t>
+            </w:r>
+          </w:p>
+        </w:tc>
+        <w:tc>
+          <w:tcPr>
+            <w:tcW w:type="dxa" w:w="4320"/>
+          </w:tcPr>
+          <w:p>
+            <w:r>
+              <w:rPr>
+                <w:sz w:val="18"/>
+              </w:rPr>
+              <w:t>0</w:t>
+            </w:r>
+          </w:p>
+        </w:tc>
+      </w:tr>
+      <w:tr>
+        <w:tc>
+          <w:tcPr>
+            <w:tcW w:type="dxa" w:w="4320"/>
+          </w:tcPr>
+          <w:p>
+            <w:r>
+              <w:rPr>
+                <w:sz w:val="18"/>
+              </w:rPr>
+              <w:t>휴식</w:t>
+            </w:r>
+          </w:p>
+        </w:tc>
+        <w:tc>
+          <w:tcPr>
+            <w:tcW w:type="dxa" w:w="4320"/>
+          </w:tcPr>
+          <w:p>
+            <w:r>
+              <w:rPr>
+                <w:sz w:val="18"/>
+              </w:rPr>
+              <w:t>1</w:t>
+            </w:r>
+          </w:p>
+        </w:tc>
+      </w:tr>
+    </w:tbl>
+    <w:p/>
+    <w:p>
+      <w:r>
+        <w:rPr>
+          <w:b/>
+          <w:sz w:val="20"/>
+        </w:rPr>
+        <w:t xml:space="preserve">색상 분포: </w:t>
+      </w:r>
+      <w:r>
+        <w:rPr>
+          <w:sz w:val="20"/>
+        </w:rPr>
+        <w:t>2색:3색:4색:5색 = 10%:35%:30%:25%</w:t>
+      </w:r>
+    </w:p>
+    <w:p>
+      <w:r>
+        <w:rPr>
+          <w:b/>
+          <w:sz w:val="20"/>
+        </w:rPr>
+        <w:t xml:space="preserve">색상 편중 의도: </w:t>
+      </w:r>
+      <w:r>
+        <w:rPr>
+          <w:sz w:val="20"/>
+        </w:rPr>
+        <w:t>편중. 튜토리얼 구간은 2~3색 위주, 중반부에서 4색, 후반부에서 5색으로 확장.</w:t>
+      </w:r>
+    </w:p>
+    <w:p>
+      <w:r>
+        <w:rPr>
+          <w:b/>
+          <w:sz w:val="20"/>
+        </w:rPr>
+        <w:t xml:space="preserve">오브젝트 수: </w:t>
+      </w:r>
+      <w:r>
+        <w:rPr>
+          <w:sz w:val="20"/>
+        </w:rPr>
+        <w:t>min 8 / avg 30 / max 44</w:t>
+      </w:r>
+    </w:p>
+    <w:p>
+      <w:r>
+        <w:rPr>
+          <w:b/>
+          <w:sz w:val="20"/>
+        </w:rPr>
+        <w:t xml:space="preserve">클리어율: </w:t>
+      </w:r>
+      <w:r>
+        <w:rPr>
+          <w:sz w:val="20"/>
+        </w:rPr>
+        <w:t>min 0.6 / avg 0.83 / max 0.95</w:t>
+      </w:r>
+    </w:p>
+    <w:p>
+      <w:r>
+        <w:rPr>
+          <w:b/>
+          <w:sz w:val="20"/>
+        </w:rPr>
+        <w:t xml:space="preserve">시도 횟수: </w:t>
+      </w:r>
+      <w:r>
+        <w:rPr>
+          <w:sz w:val="20"/>
+        </w:rPr>
+        <w:t>min 1.0 / avg 1.4 / max 3.0</w:t>
+      </w:r>
+    </w:p>
+    <w:p>
+      <w:pPr>
+        <w:pStyle w:val="Heading3"/>
+      </w:pPr>
+      <w:r>
+        <w:t>신규 요소</w:t>
+      </w:r>
+    </w:p>
+    <w:p>
+      <w:pPr>
+        <w:pStyle w:val="ListBullet"/>
+        <w:ind w:left="850"/>
+      </w:pPr>
+      <w:r>
+        <w:t>pos 3: 3색 — 3번째 색상 추가</w:t>
+      </w:r>
+    </w:p>
+    <w:p>
+      <w:pPr>
+        <w:pStyle w:val="ListBullet"/>
+        <w:ind w:left="850"/>
+      </w:pPr>
+      <w:r>
+        <w:t>pos 6: 4색 — 4번째 색상 추가</w:t>
+      </w:r>
+    </w:p>
+    <w:p>
+      <w:pPr>
+        <w:pStyle w:val="ListBullet"/>
+        <w:ind w:left="850"/>
+      </w:pPr>
+      <w:r>
+        <w:t>pos 8: 5색 — 5번째 색상 추가</w:t>
+      </w:r>
+    </w:p>
+    <w:p>
+      <w:pPr>
+        <w:pStyle w:val="ListBullet"/>
+        <w:ind w:left="850"/>
+      </w:pPr>
+      <w:r>
+        <w:t>pos 11: Hidden — PKG1 첫 기믹 도입 (단독 등장)</w:t>
+      </w:r>
+    </w:p>
+    <w:p>
+      <w:pPr>
+        <w:pStyle w:val="Heading2"/>
+      </w:pPr>
+      <w:r>
+        <w:t>PKG2: LEARN → GROW</w:t>
+      </w:r>
+    </w:p>
+    <w:p>
+      <w:r>
+        <w:t>Spawner 계열 도입. 유입 오브젝트 대응력 학습.</w:t>
+      </w:r>
+    </w:p>
+    <w:tbl>
+      <w:tblPr>
+        <w:tblStyle w:val="TableGrid"/>
+        <w:tblW w:type="auto" w:w="0"/>
+        <w:jc w:val="center"/>
+        <w:tblLook w:firstColumn="1" w:firstRow="1" w:lastColumn="0" w:lastRow="0" w:noHBand="0" w:noVBand="1" w:val="04A0"/>
+      </w:tblPr>
+      <w:tblGrid>
+        <w:gridCol w:w="4320"/>
+        <w:gridCol w:w="4320"/>
+      </w:tblGrid>
+      <w:tr>
+        <w:tc>
+          <w:tcPr>
+            <w:tcW w:type="dxa" w:w="4320"/>
             <w:shd w:val="clear" w:color="auto" w:fill="4472C4"/>
           </w:tcPr>
           <w:p>
@@ -174,13 +524,13 @@
                 <w:color w:val="FFFFFF"/>
                 <w:sz w:val="18"/>
               </w:rPr>
-              <w:t>레벨</w:t>
+              <w:t>목적</w:t>
             </w:r>
           </w:p>
         </w:tc>
         <w:tc>
           <w:tcPr>
-            <w:tcW w:type="dxa" w:w="1728"/>
+            <w:tcW w:type="dxa" w:w="4320"/>
             <w:shd w:val="clear" w:color="auto" w:fill="4472C4"/>
           </w:tcPr>
           <w:p>
@@ -193,13 +543,291 @@
                 <w:color w:val="FFFFFF"/>
                 <w:sz w:val="18"/>
               </w:rPr>
-              <w:t>테마</w:t>
+              <w:t>수</w:t>
+            </w:r>
+          </w:p>
+        </w:tc>
+      </w:tr>
+      <w:tr>
+        <w:tc>
+          <w:tcPr>
+            <w:tcW w:type="dxa" w:w="4320"/>
+          </w:tcPr>
+          <w:p>
+            <w:r>
+              <w:rPr>
+                <w:sz w:val="18"/>
+              </w:rPr>
+              <w:t>튜토리얼</w:t>
             </w:r>
           </w:p>
         </w:tc>
         <w:tc>
           <w:tcPr>
-            <w:tcW w:type="dxa" w:w="1728"/>
+            <w:tcW w:type="dxa" w:w="4320"/>
+          </w:tcPr>
+          <w:p>
+            <w:r>
+              <w:rPr>
+                <w:sz w:val="18"/>
+              </w:rPr>
+              <w:t>2</w:t>
+            </w:r>
+          </w:p>
+        </w:tc>
+      </w:tr>
+      <w:tr>
+        <w:tc>
+          <w:tcPr>
+            <w:tcW w:type="dxa" w:w="4320"/>
+          </w:tcPr>
+          <w:p>
+            <w:r>
+              <w:rPr>
+                <w:sz w:val="18"/>
+              </w:rPr>
+              <w:t>노말</w:t>
+            </w:r>
+          </w:p>
+        </w:tc>
+        <w:tc>
+          <w:tcPr>
+            <w:tcW w:type="dxa" w:w="4320"/>
+          </w:tcPr>
+          <w:p>
+            <w:r>
+              <w:rPr>
+                <w:sz w:val="18"/>
+              </w:rPr>
+              <w:t>10</w:t>
+            </w:r>
+          </w:p>
+        </w:tc>
+      </w:tr>
+      <w:tr>
+        <w:tc>
+          <w:tcPr>
+            <w:tcW w:type="dxa" w:w="4320"/>
+          </w:tcPr>
+          <w:p>
+            <w:r>
+              <w:rPr>
+                <w:sz w:val="18"/>
+              </w:rPr>
+              <w:t>하드</w:t>
+            </w:r>
+          </w:p>
+        </w:tc>
+        <w:tc>
+          <w:tcPr>
+            <w:tcW w:type="dxa" w:w="4320"/>
+          </w:tcPr>
+          <w:p>
+            <w:r>
+              <w:rPr>
+                <w:sz w:val="18"/>
+              </w:rPr>
+              <w:t>3</w:t>
+            </w:r>
+          </w:p>
+        </w:tc>
+      </w:tr>
+      <w:tr>
+        <w:tc>
+          <w:tcPr>
+            <w:tcW w:type="dxa" w:w="4320"/>
+          </w:tcPr>
+          <w:p>
+            <w:r>
+              <w:rPr>
+                <w:sz w:val="18"/>
+              </w:rPr>
+              <w:t>슈퍼하드</w:t>
+            </w:r>
+          </w:p>
+        </w:tc>
+        <w:tc>
+          <w:tcPr>
+            <w:tcW w:type="dxa" w:w="4320"/>
+          </w:tcPr>
+          <w:p>
+            <w:r>
+              <w:rPr>
+                <w:sz w:val="18"/>
+              </w:rPr>
+              <w:t>1</w:t>
+            </w:r>
+          </w:p>
+        </w:tc>
+      </w:tr>
+      <w:tr>
+        <w:tc>
+          <w:tcPr>
+            <w:tcW w:type="dxa" w:w="4320"/>
+          </w:tcPr>
+          <w:p>
+            <w:r>
+              <w:rPr>
+                <w:sz w:val="18"/>
+              </w:rPr>
+              <w:t>휴식</w:t>
+            </w:r>
+          </w:p>
+        </w:tc>
+        <w:tc>
+          <w:tcPr>
+            <w:tcW w:type="dxa" w:w="4320"/>
+          </w:tcPr>
+          <w:p>
+            <w:r>
+              <w:rPr>
+                <w:sz w:val="18"/>
+              </w:rPr>
+              <w:t>4</w:t>
+            </w:r>
+          </w:p>
+        </w:tc>
+      </w:tr>
+    </w:tbl>
+    <w:p/>
+    <w:p>
+      <w:r>
+        <w:rPr>
+          <w:b/>
+          <w:sz w:val="20"/>
+        </w:rPr>
+        <w:t xml:space="preserve">색상 분포: </w:t>
+      </w:r>
+      <w:r>
+        <w:rPr>
+          <w:sz w:val="20"/>
+        </w:rPr>
+        <w:t>4색:5색:6색 = 15%:45%:40%</w:t>
+      </w:r>
+    </w:p>
+    <w:p>
+      <w:r>
+        <w:rPr>
+          <w:b/>
+          <w:sz w:val="20"/>
+        </w:rPr>
+        <w:t xml:space="preserve">색상 편중 의도: </w:t>
+      </w:r>
+      <w:r>
+        <w:rPr>
+          <w:sz w:val="20"/>
+        </w:rPr>
+        <w:t>편중→균등 전환기.</w:t>
+      </w:r>
+    </w:p>
+    <w:p>
+      <w:r>
+        <w:rPr>
+          <w:b/>
+          <w:sz w:val="20"/>
+        </w:rPr>
+        <w:t xml:space="preserve">오브젝트 수: </w:t>
+      </w:r>
+      <w:r>
+        <w:rPr>
+          <w:sz w:val="20"/>
+        </w:rPr>
+        <w:t>min 28 / avg 42 / max 56</w:t>
+      </w:r>
+    </w:p>
+    <w:p>
+      <w:r>
+        <w:rPr>
+          <w:b/>
+          <w:sz w:val="20"/>
+        </w:rPr>
+        <w:t xml:space="preserve">클리어율: </w:t>
+      </w:r>
+      <w:r>
+        <w:rPr>
+          <w:sz w:val="20"/>
+        </w:rPr>
+        <w:t>min 0.4 / avg 0.68 / max 0.92</w:t>
+      </w:r>
+    </w:p>
+    <w:p>
+      <w:r>
+        <w:rPr>
+          <w:b/>
+          <w:sz w:val="20"/>
+        </w:rPr>
+        <w:t xml:space="preserve">시도 횟수: </w:t>
+      </w:r>
+      <w:r>
+        <w:rPr>
+          <w:sz w:val="20"/>
+        </w:rPr>
+        <w:t>min 1.0 / avg 2.2 / max 5.0</w:t>
+      </w:r>
+    </w:p>
+    <w:p>
+      <w:pPr>
+        <w:pStyle w:val="Heading3"/>
+      </w:pPr>
+      <w:r>
+        <w:t>신규 요소</w:t>
+      </w:r>
+    </w:p>
+    <w:p>
+      <w:pPr>
+        <w:pStyle w:val="ListBullet"/>
+        <w:ind w:left="850"/>
+      </w:pPr>
+      <w:r>
+        <w:t>pos 6: 6색 — 6번째 색상 추가</w:t>
+      </w:r>
+    </w:p>
+    <w:p>
+      <w:pPr>
+        <w:pStyle w:val="ListBullet"/>
+        <w:ind w:left="850"/>
+      </w:pPr>
+      <w:r>
+        <w:t>pos 1: Spawner_transparent — PKG2 pos1에서 도입 (단독 등장)</w:t>
+      </w:r>
+    </w:p>
+    <w:p>
+      <w:pPr>
+        <w:pStyle w:val="ListBullet"/>
+        <w:ind w:left="850"/>
+      </w:pPr>
+      <w:r>
+        <w:t>pos 11: Spawner_opaque — PKG2 pos11에서 도입 (단독 등장)</w:t>
+      </w:r>
+    </w:p>
+    <w:p>
+      <w:pPr>
+        <w:pStyle w:val="Heading2"/>
+      </w:pPr>
+      <w:r>
+        <w:t>PKG3: GROW: Depth</w:t>
+      </w:r>
+    </w:p>
+    <w:p>
+      <w:r>
+        <w:t>Big Object 도입. 7색 추가. 라이프 시스템으로 전략 깊이 확대.</w:t>
+      </w:r>
+    </w:p>
+    <w:tbl>
+      <w:tblPr>
+        <w:tblStyle w:val="TableGrid"/>
+        <w:tblW w:type="auto" w:w="0"/>
+        <w:jc w:val="center"/>
+        <w:tblLook w:firstColumn="1" w:firstRow="1" w:lastColumn="0" w:lastRow="0" w:noHBand="0" w:noVBand="1" w:val="04A0"/>
+      </w:tblPr>
+      <w:tblGrid>
+        <w:gridCol w:w="4320"/>
+        <w:gridCol w:w="4320"/>
+      </w:tblGrid>
+      <w:tr>
+        <w:tc>
+          <w:tcPr>
+            <w:tcW w:type="dxa" w:w="4320"/>
             <w:shd w:val="clear" w:color="auto" w:fill="4472C4"/>
           </w:tcPr>
           <w:p>
@@ -212,7 +840,26 @@
                 <w:color w:val="FFFFFF"/>
                 <w:sz w:val="18"/>
               </w:rPr>
-              <w:t>레일 타입</w:t>
+              <w:t>목적</w:t>
+            </w:r>
+          </w:p>
+        </w:tc>
+        <w:tc>
+          <w:tcPr>
+            <w:tcW w:type="dxa" w:w="4320"/>
+            <w:shd w:val="clear" w:color="auto" w:fill="4472C4"/>
+          </w:tcPr>
+          <w:p>
+            <w:pPr>
+              <w:jc w:val="center"/>
+            </w:pPr>
+            <w:r>
+              <w:rPr>
+                <w:b/>
+                <w:color w:val="FFFFFF"/>
+                <w:sz w:val="18"/>
+              </w:rPr>
+              <w:t>수</w:t>
             </w:r>
           </w:p>
         </w:tc>
@@ -220,7 +867,20 @@
       <w:tr>
         <w:tc>
           <w:tcPr>
-            <w:tcW w:type="dxa" w:w="1728"/>
+            <w:tcW w:type="dxa" w:w="4320"/>
+          </w:tcPr>
+          <w:p>
+            <w:r>
+              <w:rPr>
+                <w:sz w:val="18"/>
+              </w:rPr>
+              <w:t>튜토리얼</w:t>
+            </w:r>
+          </w:p>
+        </w:tc>
+        <w:tc>
+          <w:tcPr>
+            <w:tcW w:type="dxa" w:w="4320"/>
           </w:tcPr>
           <w:p>
             <w:r>
@@ -231,55 +891,31 @@
             </w:r>
           </w:p>
         </w:tc>
+      </w:tr>
+      <w:tr>
         <w:tc>
           <w:tcPr>
-            <w:tcW w:type="dxa" w:w="1728"/>
+            <w:tcW w:type="dxa" w:w="4320"/>
           </w:tcPr>
           <w:p>
             <w:r>
               <w:rPr>
                 <w:sz w:val="18"/>
               </w:rPr>
-              <w:t>Sky Party</w:t>
+              <w:t>노말</w:t>
             </w:r>
           </w:p>
         </w:tc>
         <w:tc>
           <w:tcPr>
-            <w:tcW w:type="dxa" w:w="1728"/>
+            <w:tcW w:type="dxa" w:w="4320"/>
           </w:tcPr>
           <w:p>
             <w:r>
               <w:rPr>
                 <w:sz w:val="18"/>
               </w:rPr>
-              <w:t>1~20</w:t>
-            </w:r>
-          </w:p>
-        </w:tc>
-        <w:tc>
-          <w:tcPr>
-            <w:tcW w:type="dxa" w:w="1728"/>
-          </w:tcPr>
-          <w:p>
-            <w:r>
-              <w:rPr>
-                <w:sz w:val="18"/>
-              </w:rPr>
-              <w:t>하늘 파티</w:t>
-            </w:r>
-          </w:p>
-        </w:tc>
-        <w:tc>
-          <w:tcPr>
-            <w:tcW w:type="dxa" w:w="1728"/>
-          </w:tcPr>
-          <w:p>
-            <w:r>
-              <w:rPr>
-                <w:sz w:val="18"/>
-              </w:rPr>
-              <w:t>straight</w:t>
+              <w:t>11</w:t>
             </w:r>
           </w:p>
         </w:tc>
@@ -287,74 +923,20 @@
       <w:tr>
         <w:tc>
           <w:tcPr>
-            <w:tcW w:type="dxa" w:w="1728"/>
+            <w:tcW w:type="dxa" w:w="4320"/>
           </w:tcPr>
           <w:p>
             <w:r>
               <w:rPr>
                 <w:sz w:val="18"/>
               </w:rPr>
-              <w:t>2</w:t>
+              <w:t>하드</w:t>
             </w:r>
           </w:p>
         </w:tc>
         <w:tc>
           <w:tcPr>
-            <w:tcW w:type="dxa" w:w="1728"/>
-          </w:tcPr>
-          <w:p>
-            <w:r>
-              <w:rPr>
-                <w:sz w:val="18"/>
-              </w:rPr>
-              <w:t>Ocean Breeze</w:t>
-            </w:r>
-          </w:p>
-        </w:tc>
-        <w:tc>
-          <w:tcPr>
-            <w:tcW w:type="dxa" w:w="1728"/>
-          </w:tcPr>
-          <w:p>
-            <w:r>
-              <w:rPr>
-                <w:sz w:val="18"/>
-              </w:rPr>
-              <w:t>21~40</w:t>
-            </w:r>
-          </w:p>
-        </w:tc>
-        <w:tc>
-          <w:tcPr>
-            <w:tcW w:type="dxa" w:w="1728"/>
-          </w:tcPr>
-          <w:p>
-            <w:r>
-              <w:rPr>
-                <w:sz w:val="18"/>
-              </w:rPr>
-              <w:t>바다 바람</w:t>
-            </w:r>
-          </w:p>
-        </w:tc>
-        <w:tc>
-          <w:tcPr>
-            <w:tcW w:type="dxa" w:w="1728"/>
-          </w:tcPr>
-          <w:p>
-            <w:r>
-              <w:rPr>
-                <w:sz w:val="18"/>
-              </w:rPr>
-              <w:t>s_curve</w:t>
-            </w:r>
-          </w:p>
-        </w:tc>
-      </w:tr>
-      <w:tr>
-        <w:tc>
-          <w:tcPr>
-            <w:tcW w:type="dxa" w:w="1728"/>
+            <w:tcW w:type="dxa" w:w="4320"/>
           </w:tcPr>
           <w:p>
             <w:r>
@@ -365,55 +947,31 @@
             </w:r>
           </w:p>
         </w:tc>
+      </w:tr>
+      <w:tr>
         <w:tc>
           <w:tcPr>
-            <w:tcW w:type="dxa" w:w="1728"/>
+            <w:tcW w:type="dxa" w:w="4320"/>
           </w:tcPr>
           <w:p>
             <w:r>
               <w:rPr>
                 <w:sz w:val="18"/>
               </w:rPr>
-              <w:t>Forest Trail</w:t>
+              <w:t>슈퍼하드</w:t>
             </w:r>
           </w:p>
         </w:tc>
         <w:tc>
           <w:tcPr>
-            <w:tcW w:type="dxa" w:w="1728"/>
+            <w:tcW w:type="dxa" w:w="4320"/>
           </w:tcPr>
           <w:p>
             <w:r>
               <w:rPr>
                 <w:sz w:val="18"/>
               </w:rPr>
-              <w:t>41~60</w:t>
-            </w:r>
-          </w:p>
-        </w:tc>
-        <w:tc>
-          <w:tcPr>
-            <w:tcW w:type="dxa" w:w="1728"/>
-          </w:tcPr>
-          <w:p>
-            <w:r>
-              <w:rPr>
-                <w:sz w:val="18"/>
-              </w:rPr>
-              <w:t>숲길</w:t>
-            </w:r>
-          </w:p>
-        </w:tc>
-        <w:tc>
-          <w:tcPr>
-            <w:tcW w:type="dxa" w:w="1728"/>
-          </w:tcPr>
-          <w:p>
-            <w:r>
-              <w:rPr>
-                <w:sz w:val="18"/>
-              </w:rPr>
-              <w:t>zigzag</w:t>
+              <w:t>1</w:t>
             </w:r>
           </w:p>
         </w:tc>
@@ -421,7 +979,20 @@
       <w:tr>
         <w:tc>
           <w:tcPr>
-            <w:tcW w:type="dxa" w:w="1728"/>
+            <w:tcW w:type="dxa" w:w="4320"/>
+          </w:tcPr>
+          <w:p>
+            <w:r>
+              <w:rPr>
+                <w:sz w:val="18"/>
+              </w:rPr>
+              <w:t>휴식</w:t>
+            </w:r>
+          </w:p>
+        </w:tc>
+        <w:tc>
+          <w:tcPr>
+            <w:tcW w:type="dxa" w:w="4320"/>
           </w:tcPr>
           <w:p>
             <w:r>
@@ -432,55 +1003,170 @@
             </w:r>
           </w:p>
         </w:tc>
+      </w:tr>
+    </w:tbl>
+    <w:p/>
+    <w:p>
+      <w:r>
+        <w:rPr>
+          <w:b/>
+          <w:sz w:val="20"/>
+        </w:rPr>
+        <w:t xml:space="preserve">색상 분포: </w:t>
+      </w:r>
+      <w:r>
+        <w:rPr>
+          <w:sz w:val="20"/>
+        </w:rPr>
+        <w:t>5색:6색:7색 = 15%:35%:50%</w:t>
+      </w:r>
+    </w:p>
+    <w:p>
+      <w:r>
+        <w:rPr>
+          <w:b/>
+          <w:sz w:val="20"/>
+        </w:rPr>
+        <w:t xml:space="preserve">색상 편중 의도: </w:t>
+      </w:r>
+      <w:r>
+        <w:rPr>
+          <w:sz w:val="20"/>
+        </w:rPr>
+        <w:t>7색 도입 시 편중 유지. 핵심 3~4색이 60~70%, 나머지 10% 이하.</w:t>
+      </w:r>
+    </w:p>
+    <w:p>
+      <w:r>
+        <w:rPr>
+          <w:b/>
+          <w:sz w:val="20"/>
+        </w:rPr>
+        <w:t xml:space="preserve">오브젝트 수: </w:t>
+      </w:r>
+      <w:r>
+        <w:rPr>
+          <w:sz w:val="20"/>
+        </w:rPr>
+        <w:t>min 30 / avg 48 / max 60</w:t>
+      </w:r>
+    </w:p>
+    <w:p>
+      <w:r>
+        <w:rPr>
+          <w:b/>
+          <w:sz w:val="20"/>
+        </w:rPr>
+        <w:t xml:space="preserve">클리어율: </w:t>
+      </w:r>
+      <w:r>
+        <w:rPr>
+          <w:sz w:val="20"/>
+        </w:rPr>
+        <w:t>min 0.38 / avg 0.64 / max 0.92</w:t>
+      </w:r>
+    </w:p>
+    <w:p>
+      <w:r>
+        <w:rPr>
+          <w:b/>
+          <w:sz w:val="20"/>
+        </w:rPr>
+        <w:t xml:space="preserve">시도 횟수: </w:t>
+      </w:r>
+      <w:r>
+        <w:rPr>
+          <w:sz w:val="20"/>
+        </w:rPr>
+        <w:t>min 1.0 / avg 2.5 / max 5.5</w:t>
+      </w:r>
+    </w:p>
+    <w:p>
+      <w:pPr>
+        <w:pStyle w:val="Heading3"/>
+      </w:pPr>
+      <w:r>
+        <w:t>신규 요소</w:t>
+      </w:r>
+    </w:p>
+    <w:p>
+      <w:pPr>
+        <w:pStyle w:val="ListBullet"/>
+        <w:ind w:left="850"/>
+      </w:pPr>
+      <w:r>
+        <w:t>pos 6: 7색 — 7번째 색상 추가</w:t>
+      </w:r>
+    </w:p>
+    <w:p>
+      <w:pPr>
+        <w:pStyle w:val="ListBullet"/>
+        <w:ind w:left="850"/>
+      </w:pPr>
+      <w:r>
+        <w:t>pos 1: BigObject — PKG3 pos1에서 도입 (단독 등장)</w:t>
+      </w:r>
+    </w:p>
+    <w:p>
+      <w:pPr>
+        <w:pStyle w:val="Heading2"/>
+      </w:pPr>
+      <w:r>
+        <w:t>PKG4: GROW → MASTER</w:t>
+      </w:r>
+    </w:p>
+    <w:p>
+      <w:r>
+        <w:t>Chain 도입. 5종 기믹 전부 활성화. 8색 추가. 복합 조합 시작.</w:t>
+      </w:r>
+    </w:p>
+    <w:tbl>
+      <w:tblPr>
+        <w:tblStyle w:val="TableGrid"/>
+        <w:tblW w:type="auto" w:w="0"/>
+        <w:jc w:val="center"/>
+        <w:tblLook w:firstColumn="1" w:firstRow="1" w:lastColumn="0" w:lastRow="0" w:noHBand="0" w:noVBand="1" w:val="04A0"/>
+      </w:tblPr>
+      <w:tblGrid>
+        <w:gridCol w:w="4320"/>
+        <w:gridCol w:w="4320"/>
+      </w:tblGrid>
+      <w:tr>
         <w:tc>
           <w:tcPr>
-            <w:tcW w:type="dxa" w:w="1728"/>
+            <w:tcW w:type="dxa" w:w="4320"/>
+            <w:shd w:val="clear" w:color="auto" w:fill="4472C4"/>
           </w:tcPr>
           <w:p>
+            <w:pPr>
+              <w:jc w:val="center"/>
+            </w:pPr>
             <w:r>
               <w:rPr>
+                <w:b/>
+                <w:color w:val="FFFFFF"/>
                 <w:sz w:val="18"/>
               </w:rPr>
-              <w:t>Carnival Night</w:t>
+              <w:t>목적</w:t>
             </w:r>
           </w:p>
         </w:tc>
         <w:tc>
           <w:tcPr>
-            <w:tcW w:type="dxa" w:w="1728"/>
+            <w:tcW w:type="dxa" w:w="4320"/>
+            <w:shd w:val="clear" w:color="auto" w:fill="4472C4"/>
           </w:tcPr>
           <w:p>
+            <w:pPr>
+              <w:jc w:val="center"/>
+            </w:pPr>
             <w:r>
               <w:rPr>
+                <w:b/>
+                <w:color w:val="FFFFFF"/>
                 <w:sz w:val="18"/>
               </w:rPr>
-              <w:t>61~80</w:t>
-            </w:r>
-          </w:p>
-        </w:tc>
-        <w:tc>
-          <w:tcPr>
-            <w:tcW w:type="dxa" w:w="1728"/>
-          </w:tcPr>
-          <w:p>
-            <w:r>
-              <w:rPr>
-                <w:sz w:val="18"/>
-              </w:rPr>
-              <w:t>카니발 밤</w:t>
-            </w:r>
-          </w:p>
-        </w:tc>
-        <w:tc>
-          <w:tcPr>
-            <w:tcW w:type="dxa" w:w="1728"/>
-          </w:tcPr>
-          <w:p>
-            <w:r>
-              <w:rPr>
-                <w:sz w:val="18"/>
-              </w:rPr>
-              <w:t>loop</w:t>
+              <w:t>수</w:t>
             </w:r>
           </w:p>
         </w:tc>
@@ -488,66 +1174,27 @@
       <w:tr>
         <w:tc>
           <w:tcPr>
-            <w:tcW w:type="dxa" w:w="1728"/>
+            <w:tcW w:type="dxa" w:w="4320"/>
           </w:tcPr>
           <w:p>
             <w:r>
               <w:rPr>
                 <w:sz w:val="18"/>
               </w:rPr>
-              <w:t>5</w:t>
+              <w:t>튜토리얼</w:t>
             </w:r>
           </w:p>
         </w:tc>
         <w:tc>
           <w:tcPr>
-            <w:tcW w:type="dxa" w:w="1728"/>
+            <w:tcW w:type="dxa" w:w="4320"/>
           </w:tcPr>
           <w:p>
             <w:r>
               <w:rPr>
                 <w:sz w:val="18"/>
               </w:rPr>
-              <w:t>Candy Land</w:t>
-            </w:r>
-          </w:p>
-        </w:tc>
-        <w:tc>
-          <w:tcPr>
-            <w:tcW w:type="dxa" w:w="1728"/>
-          </w:tcPr>
-          <w:p>
-            <w:r>
-              <w:rPr>
-                <w:sz w:val="18"/>
-              </w:rPr>
-              <w:t>81~100</w:t>
-            </w:r>
-          </w:p>
-        </w:tc>
-        <w:tc>
-          <w:tcPr>
-            <w:tcW w:type="dxa" w:w="1728"/>
-          </w:tcPr>
-          <w:p>
-            <w:r>
-              <w:rPr>
-                <w:sz w:val="18"/>
-              </w:rPr>
-              <w:t>캔디 나라</w:t>
-            </w:r>
-          </w:p>
-        </w:tc>
-        <w:tc>
-          <w:tcPr>
-            <w:tcW w:type="dxa" w:w="1728"/>
-          </w:tcPr>
-          <w:p>
-            <w:r>
-              <w:rPr>
-                <w:sz w:val="18"/>
-              </w:rPr>
-              <w:t>spiral</w:t>
+              <w:t>1</w:t>
             </w:r>
           </w:p>
         </w:tc>
@@ -555,66 +1202,27 @@
       <w:tr>
         <w:tc>
           <w:tcPr>
-            <w:tcW w:type="dxa" w:w="1728"/>
+            <w:tcW w:type="dxa" w:w="4320"/>
           </w:tcPr>
           <w:p>
             <w:r>
               <w:rPr>
                 <w:sz w:val="18"/>
               </w:rPr>
-              <w:t>6</w:t>
+              <w:t>노말</w:t>
             </w:r>
           </w:p>
         </w:tc>
         <w:tc>
           <w:tcPr>
-            <w:tcW w:type="dxa" w:w="1728"/>
+            <w:tcW w:type="dxa" w:w="4320"/>
           </w:tcPr>
           <w:p>
             <w:r>
               <w:rPr>
                 <w:sz w:val="18"/>
               </w:rPr>
-              <w:t>Space Voyage</w:t>
-            </w:r>
-          </w:p>
-        </w:tc>
-        <w:tc>
-          <w:tcPr>
-            <w:tcW w:type="dxa" w:w="1728"/>
-          </w:tcPr>
-          <w:p>
-            <w:r>
-              <w:rPr>
-                <w:sz w:val="18"/>
-              </w:rPr>
-              <w:t>101~120</w:t>
-            </w:r>
-          </w:p>
-        </w:tc>
-        <w:tc>
-          <w:tcPr>
-            <w:tcW w:type="dxa" w:w="1728"/>
-          </w:tcPr>
-          <w:p>
-            <w:r>
-              <w:rPr>
-                <w:sz w:val="18"/>
-              </w:rPr>
-              <w:t>우주 여행</w:t>
-            </w:r>
-          </w:p>
-        </w:tc>
-        <w:tc>
-          <w:tcPr>
-            <w:tcW w:type="dxa" w:w="1728"/>
-          </w:tcPr>
-          <w:p>
-            <w:r>
-              <w:rPr>
-                <w:sz w:val="18"/>
-              </w:rPr>
-              <w:t>branching</w:t>
+              <w:t>11</w:t>
             </w:r>
           </w:p>
         </w:tc>
@@ -622,66 +1230,27 @@
       <w:tr>
         <w:tc>
           <w:tcPr>
-            <w:tcW w:type="dxa" w:w="1728"/>
+            <w:tcW w:type="dxa" w:w="4320"/>
           </w:tcPr>
           <w:p>
             <w:r>
               <w:rPr>
                 <w:sz w:val="18"/>
               </w:rPr>
-              <w:t>7</w:t>
+              <w:t>하드</w:t>
             </w:r>
           </w:p>
         </w:tc>
         <w:tc>
           <w:tcPr>
-            <w:tcW w:type="dxa" w:w="1728"/>
+            <w:tcW w:type="dxa" w:w="4320"/>
           </w:tcPr>
           <w:p>
             <w:r>
               <w:rPr>
                 <w:sz w:val="18"/>
               </w:rPr>
-              <w:t>Garden Bloom</w:t>
-            </w:r>
-          </w:p>
-        </w:tc>
-        <w:tc>
-          <w:tcPr>
-            <w:tcW w:type="dxa" w:w="1728"/>
-          </w:tcPr>
-          <w:p>
-            <w:r>
-              <w:rPr>
-                <w:sz w:val="18"/>
-              </w:rPr>
-              <w:t>121~140</w:t>
-            </w:r>
-          </w:p>
-        </w:tc>
-        <w:tc>
-          <w:tcPr>
-            <w:tcW w:type="dxa" w:w="1728"/>
-          </w:tcPr>
-          <w:p>
-            <w:r>
-              <w:rPr>
-                <w:sz w:val="18"/>
-              </w:rPr>
-              <w:t>정원</w:t>
-            </w:r>
-          </w:p>
-        </w:tc>
-        <w:tc>
-          <w:tcPr>
-            <w:tcW w:type="dxa" w:w="1728"/>
-          </w:tcPr>
-          <w:p>
-            <w:r>
-              <w:rPr>
-                <w:sz w:val="18"/>
-              </w:rPr>
-              <w:t>mixed</w:t>
+              <w:t>3</w:t>
             </w:r>
           </w:p>
         </w:tc>
@@ -689,66 +1258,27 @@
       <w:tr>
         <w:tc>
           <w:tcPr>
-            <w:tcW w:type="dxa" w:w="1728"/>
+            <w:tcW w:type="dxa" w:w="4320"/>
           </w:tcPr>
           <w:p>
             <w:r>
               <w:rPr>
                 <w:sz w:val="18"/>
               </w:rPr>
-              <w:t>8</w:t>
+              <w:t>슈퍼하드</w:t>
             </w:r>
           </w:p>
         </w:tc>
         <w:tc>
           <w:tcPr>
-            <w:tcW w:type="dxa" w:w="1728"/>
+            <w:tcW w:type="dxa" w:w="4320"/>
           </w:tcPr>
           <w:p>
             <w:r>
               <w:rPr>
                 <w:sz w:val="18"/>
               </w:rPr>
-              <w:t>Ice Kingdom</w:t>
-            </w:r>
-          </w:p>
-        </w:tc>
-        <w:tc>
-          <w:tcPr>
-            <w:tcW w:type="dxa" w:w="1728"/>
-          </w:tcPr>
-          <w:p>
-            <w:r>
-              <w:rPr>
-                <w:sz w:val="18"/>
-              </w:rPr>
-              <w:t>141~160</w:t>
-            </w:r>
-          </w:p>
-        </w:tc>
-        <w:tc>
-          <w:tcPr>
-            <w:tcW w:type="dxa" w:w="1728"/>
-          </w:tcPr>
-          <w:p>
-            <w:r>
-              <w:rPr>
-                <w:sz w:val="18"/>
-              </w:rPr>
-              <w:t>얼음 왕국</w:t>
-            </w:r>
-          </w:p>
-        </w:tc>
-        <w:tc>
-          <w:tcPr>
-            <w:tcW w:type="dxa" w:w="1728"/>
-          </w:tcPr>
-          <w:p>
-            <w:r>
-              <w:rPr>
-                <w:sz w:val="18"/>
-              </w:rPr>
-              <w:t>mixed</w:t>
+              <w:t>1</w:t>
             </w:r>
           </w:p>
         </w:tc>
@@ -756,66 +1286,194 @@
       <w:tr>
         <w:tc>
           <w:tcPr>
-            <w:tcW w:type="dxa" w:w="1728"/>
+            <w:tcW w:type="dxa" w:w="4320"/>
           </w:tcPr>
           <w:p>
             <w:r>
               <w:rPr>
                 <w:sz w:val="18"/>
               </w:rPr>
-              <w:t>9</w:t>
+              <w:t>휴식</w:t>
             </w:r>
           </w:p>
         </w:tc>
         <w:tc>
           <w:tcPr>
-            <w:tcW w:type="dxa" w:w="1728"/>
+            <w:tcW w:type="dxa" w:w="4320"/>
           </w:tcPr>
           <w:p>
             <w:r>
               <w:rPr>
                 <w:sz w:val="18"/>
               </w:rPr>
-              <w:t>Volcano Peak</w:t>
+              <w:t>4</w:t>
+            </w:r>
+          </w:p>
+        </w:tc>
+      </w:tr>
+    </w:tbl>
+    <w:p/>
+    <w:p>
+      <w:r>
+        <w:rPr>
+          <w:b/>
+          <w:sz w:val="20"/>
+        </w:rPr>
+        <w:t xml:space="preserve">색상 분포: </w:t>
+      </w:r>
+      <w:r>
+        <w:rPr>
+          <w:sz w:val="20"/>
+        </w:rPr>
+        <w:t>6색:7색:8색 = 15%:40%:45%</w:t>
+      </w:r>
+    </w:p>
+    <w:p>
+      <w:r>
+        <w:rPr>
+          <w:b/>
+          <w:sz w:val="20"/>
+        </w:rPr>
+        <w:t xml:space="preserve">색상 편중 의도: </w:t>
+      </w:r>
+      <w:r>
+        <w:rPr>
+          <w:sz w:val="20"/>
+        </w:rPr>
+        <w:t>8색 도입 후 점진적 균등화.</w:t>
+      </w:r>
+    </w:p>
+    <w:p>
+      <w:r>
+        <w:rPr>
+          <w:b/>
+          <w:sz w:val="20"/>
+        </w:rPr>
+        <w:t xml:space="preserve">오브젝트 수: </w:t>
+      </w:r>
+      <w:r>
+        <w:rPr>
+          <w:sz w:val="20"/>
+        </w:rPr>
+        <w:t>min 30 / avg 52 / max 64</w:t>
+      </w:r>
+    </w:p>
+    <w:p>
+      <w:r>
+        <w:rPr>
+          <w:b/>
+          <w:sz w:val="20"/>
+        </w:rPr>
+        <w:t xml:space="preserve">클리어율: </w:t>
+      </w:r>
+      <w:r>
+        <w:rPr>
+          <w:sz w:val="20"/>
+        </w:rPr>
+        <w:t>min 0.35 / avg 0.61 / max 0.92</w:t>
+      </w:r>
+    </w:p>
+    <w:p>
+      <w:r>
+        <w:rPr>
+          <w:b/>
+          <w:sz w:val="20"/>
+        </w:rPr>
+        <w:t xml:space="preserve">시도 횟수: </w:t>
+      </w:r>
+      <w:r>
+        <w:rPr>
+          <w:sz w:val="20"/>
+        </w:rPr>
+        <w:t>min 1.0 / avg 2.8 / max 6.0</w:t>
+      </w:r>
+    </w:p>
+    <w:p>
+      <w:pPr>
+        <w:pStyle w:val="Heading3"/>
+      </w:pPr>
+      <w:r>
+        <w:t>신규 요소</w:t>
+      </w:r>
+    </w:p>
+    <w:p>
+      <w:pPr>
+        <w:pStyle w:val="ListBullet"/>
+        <w:ind w:left="850"/>
+      </w:pPr>
+      <w:r>
+        <w:t>pos 6: 8색 — 8번째 색상 추가</w:t>
+      </w:r>
+    </w:p>
+    <w:p>
+      <w:pPr>
+        <w:pStyle w:val="ListBullet"/>
+        <w:ind w:left="850"/>
+      </w:pPr>
+      <w:r>
+        <w:t>pos 1: Chain — PKG4 pos1에서 도입 (단독 등장)</w:t>
+      </w:r>
+    </w:p>
+    <w:p>
+      <w:pPr>
+        <w:pStyle w:val="Heading2"/>
+      </w:pPr>
+      <w:r>
+        <w:t>PKG5: MASTER: Extreme</w:t>
+      </w:r>
+    </w:p>
+    <w:p>
+      <w:r>
+        <w:t>5종 기믹 최대 조합. 마스터리 레벨. 도전과 성취 중심.</w:t>
+      </w:r>
+    </w:p>
+    <w:tbl>
+      <w:tblPr>
+        <w:tblStyle w:val="TableGrid"/>
+        <w:tblW w:type="auto" w:w="0"/>
+        <w:jc w:val="center"/>
+        <w:tblLook w:firstColumn="1" w:firstRow="1" w:lastColumn="0" w:lastRow="0" w:noHBand="0" w:noVBand="1" w:val="04A0"/>
+      </w:tblPr>
+      <w:tblGrid>
+        <w:gridCol w:w="4320"/>
+        <w:gridCol w:w="4320"/>
+      </w:tblGrid>
+      <w:tr>
+        <w:tc>
+          <w:tcPr>
+            <w:tcW w:type="dxa" w:w="4320"/>
+            <w:shd w:val="clear" w:color="auto" w:fill="4472C4"/>
+          </w:tcPr>
+          <w:p>
+            <w:pPr>
+              <w:jc w:val="center"/>
+            </w:pPr>
+            <w:r>
+              <w:rPr>
+                <w:b/>
+                <w:color w:val="FFFFFF"/>
+                <w:sz w:val="18"/>
+              </w:rPr>
+              <w:t>목적</w:t>
             </w:r>
           </w:p>
         </w:tc>
         <w:tc>
           <w:tcPr>
-            <w:tcW w:type="dxa" w:w="1728"/>
+            <w:tcW w:type="dxa" w:w="4320"/>
+            <w:shd w:val="clear" w:color="auto" w:fill="4472C4"/>
           </w:tcPr>
           <w:p>
+            <w:pPr>
+              <w:jc w:val="center"/>
+            </w:pPr>
             <w:r>
               <w:rPr>
+                <w:b/>
+                <w:color w:val="FFFFFF"/>
                 <w:sz w:val="18"/>
               </w:rPr>
-              <w:t>161~180</w:t>
-            </w:r>
-          </w:p>
-        </w:tc>
-        <w:tc>
-          <w:tcPr>
-            <w:tcW w:type="dxa" w:w="1728"/>
-          </w:tcPr>
-          <w:p>
-            <w:r>
-              <w:rPr>
-                <w:sz w:val="18"/>
-              </w:rPr>
-              <w:t>화산</w:t>
-            </w:r>
-          </w:p>
-        </w:tc>
-        <w:tc>
-          <w:tcPr>
-            <w:tcW w:type="dxa" w:w="1728"/>
-          </w:tcPr>
-          <w:p>
-            <w:r>
-              <w:rPr>
-                <w:sz w:val="18"/>
-              </w:rPr>
-              <w:t>mixed</w:t>
+              <w:t>수</w:t>
             </w:r>
           </w:p>
         </w:tc>
@@ -823,72 +1481,220 @@
       <w:tr>
         <w:tc>
           <w:tcPr>
-            <w:tcW w:type="dxa" w:w="1728"/>
+            <w:tcW w:type="dxa" w:w="4320"/>
           </w:tcPr>
           <w:p>
             <w:r>
               <w:rPr>
                 <w:sz w:val="18"/>
               </w:rPr>
-              <w:t>10</w:t>
+              <w:t>튜토리얼</w:t>
             </w:r>
           </w:p>
         </w:tc>
         <w:tc>
           <w:tcPr>
-            <w:tcW w:type="dxa" w:w="1728"/>
+            <w:tcW w:type="dxa" w:w="4320"/>
           </w:tcPr>
           <w:p>
             <w:r>
               <w:rPr>
                 <w:sz w:val="18"/>
               </w:rPr>
-              <w:t>Rainbow Finale</w:t>
+              <w:t>0</w:t>
             </w:r>
           </w:p>
         </w:tc>
+      </w:tr>
+      <w:tr>
         <w:tc>
           <w:tcPr>
-            <w:tcW w:type="dxa" w:w="1728"/>
+            <w:tcW w:type="dxa" w:w="4320"/>
           </w:tcPr>
           <w:p>
             <w:r>
               <w:rPr>
                 <w:sz w:val="18"/>
               </w:rPr>
-              <w:t>181~200</w:t>
+              <w:t>노말</w:t>
             </w:r>
           </w:p>
         </w:tc>
         <w:tc>
           <w:tcPr>
-            <w:tcW w:type="dxa" w:w="1728"/>
+            <w:tcW w:type="dxa" w:w="4320"/>
           </w:tcPr>
           <w:p>
             <w:r>
               <w:rPr>
                 <w:sz w:val="18"/>
               </w:rPr>
-              <w:t>무지개 피날레</w:t>
+              <w:t>12</w:t>
             </w:r>
           </w:p>
         </w:tc>
+      </w:tr>
+      <w:tr>
         <w:tc>
           <w:tcPr>
-            <w:tcW w:type="dxa" w:w="1728"/>
+            <w:tcW w:type="dxa" w:w="4320"/>
           </w:tcPr>
           <w:p>
             <w:r>
               <w:rPr>
                 <w:sz w:val="18"/>
               </w:rPr>
-              <w:t>mixed</w:t>
+              <w:t>하드</w:t>
+            </w:r>
+          </w:p>
+        </w:tc>
+        <w:tc>
+          <w:tcPr>
+            <w:tcW w:type="dxa" w:w="4320"/>
+          </w:tcPr>
+          <w:p>
+            <w:r>
+              <w:rPr>
+                <w:sz w:val="18"/>
+              </w:rPr>
+              <w:t>3</w:t>
+            </w:r>
+          </w:p>
+        </w:tc>
+      </w:tr>
+      <w:tr>
+        <w:tc>
+          <w:tcPr>
+            <w:tcW w:type="dxa" w:w="4320"/>
+          </w:tcPr>
+          <w:p>
+            <w:r>
+              <w:rPr>
+                <w:sz w:val="18"/>
+              </w:rPr>
+              <w:t>슈퍼하드</w:t>
+            </w:r>
+          </w:p>
+        </w:tc>
+        <w:tc>
+          <w:tcPr>
+            <w:tcW w:type="dxa" w:w="4320"/>
+          </w:tcPr>
+          <w:p>
+            <w:r>
+              <w:rPr>
+                <w:sz w:val="18"/>
+              </w:rPr>
+              <w:t>1</w:t>
+            </w:r>
+          </w:p>
+        </w:tc>
+      </w:tr>
+      <w:tr>
+        <w:tc>
+          <w:tcPr>
+            <w:tcW w:type="dxa" w:w="4320"/>
+          </w:tcPr>
+          <w:p>
+            <w:r>
+              <w:rPr>
+                <w:sz w:val="18"/>
+              </w:rPr>
+              <w:t>휴식</w:t>
+            </w:r>
+          </w:p>
+        </w:tc>
+        <w:tc>
+          <w:tcPr>
+            <w:tcW w:type="dxa" w:w="4320"/>
+          </w:tcPr>
+          <w:p>
+            <w:r>
+              <w:rPr>
+                <w:sz w:val="18"/>
+              </w:rPr>
+              <w:t>4</w:t>
             </w:r>
           </w:p>
         </w:tc>
       </w:tr>
     </w:tbl>
     <w:p/>
+    <w:p>
+      <w:r>
+        <w:rPr>
+          <w:b/>
+          <w:sz w:val="20"/>
+        </w:rPr>
+        <w:t xml:space="preserve">색상 분포: </w:t>
+      </w:r>
+      <w:r>
+        <w:rPr>
+          <w:sz w:val="20"/>
+        </w:rPr>
+        <w:t>6색:8색 = 15%:85%</w:t>
+      </w:r>
+    </w:p>
+    <w:p>
+      <w:r>
+        <w:rPr>
+          <w:b/>
+          <w:sz w:val="20"/>
+        </w:rPr>
+        <w:t xml:space="preserve">색상 편중 의도: </w:t>
+      </w:r>
+      <w:r>
+        <w:rPr>
+          <w:sz w:val="20"/>
+        </w:rPr>
+        <w:t>거의 균등. 각 색상 10~15%.</w:t>
+      </w:r>
+    </w:p>
+    <w:p>
+      <w:r>
+        <w:rPr>
+          <w:b/>
+          <w:sz w:val="20"/>
+        </w:rPr>
+        <w:t xml:space="preserve">오브젝트 수: </w:t>
+      </w:r>
+      <w:r>
+        <w:rPr>
+          <w:sz w:val="20"/>
+        </w:rPr>
+        <w:t>min 30 / avg 57 / max 72</w:t>
+      </w:r>
+    </w:p>
+    <w:p>
+      <w:r>
+        <w:rPr>
+          <w:b/>
+          <w:sz w:val="20"/>
+        </w:rPr>
+        <w:t xml:space="preserve">클리어율: </w:t>
+      </w:r>
+      <w:r>
+        <w:rPr>
+          <w:sz w:val="20"/>
+        </w:rPr>
+        <w:t>min 0.3 / avg 0.58 / max 0.92</w:t>
+      </w:r>
+    </w:p>
+    <w:p>
+      <w:r>
+        <w:rPr>
+          <w:b/>
+          <w:sz w:val="20"/>
+        </w:rPr>
+        <w:t xml:space="preserve">시도 횟수: </w:t>
+      </w:r>
+      <w:r>
+        <w:rPr>
+          <w:sz w:val="20"/>
+        </w:rPr>
+        <w:t>min 1.0 / avg 3.2 / max 7.0</w:t>
+      </w:r>
+    </w:p>
     <w:p>
       <w:pPr>
         <w:pStyle w:val="Heading1"/>
@@ -925,7 +1731,7 @@
                 <w:color w:val="FFFFFF"/>
                 <w:sz w:val="18"/>
               </w:rPr>
-              <w:t>레벨 범위</w:t>
+              <w:t>Level</w:t>
             </w:r>
           </w:p>
         </w:tc>
@@ -963,7 +1769,7 @@
                 <w:color w:val="FFFFFF"/>
                 <w:sz w:val="18"/>
               </w:rPr>
-              <w:t>비고</w:t>
+              <w:t>추가</w:t>
             </w:r>
           </w:p>
         </w:tc>
@@ -978,7 +1784,48 @@
               <w:rPr>
                 <w:sz w:val="18"/>
               </w:rPr>
-              <w:t>1~5</w:t>
+              <w:t>1</w:t>
+            </w:r>
+          </w:p>
+        </w:tc>
+        <w:tc>
+          <w:tcPr>
+            <w:tcW w:type="dxa" w:w="2880"/>
+          </w:tcPr>
+          <w:p>
+            <w:r>
+              <w:rPr>
+                <w:sz w:val="18"/>
+              </w:rPr>
+              <w:t>2</w:t>
+            </w:r>
+          </w:p>
+        </w:tc>
+        <w:tc>
+          <w:tcPr>
+            <w:tcW w:type="dxa" w:w="2880"/>
+          </w:tcPr>
+          <w:p>
+            <w:r>
+              <w:rPr>
+                <w:sz w:val="18"/>
+              </w:rPr>
+              <w:t>Red, Blue</w:t>
+            </w:r>
+          </w:p>
+        </w:tc>
+      </w:tr>
+      <w:tr>
+        <w:tc>
+          <w:tcPr>
+            <w:tcW w:type="dxa" w:w="2880"/>
+          </w:tcPr>
+          <w:p>
+            <w:r>
+              <w:rPr>
+                <w:sz w:val="18"/>
+              </w:rPr>
+              <w:t>3</w:t>
             </w:r>
           </w:p>
         </w:tc>
@@ -1004,7 +1851,7 @@
               <w:rPr>
                 <w:sz w:val="18"/>
               </w:rPr>
-              <w:t>튜토리얼 — Red, Blue, Green</w:t>
+              <w:t>Green</w:t>
             </w:r>
           </w:p>
         </w:tc>
@@ -1019,7 +1866,7 @@
               <w:rPr>
                 <w:sz w:val="18"/>
               </w:rPr>
-              <w:t>6~15</w:t>
+              <w:t>6</w:t>
             </w:r>
           </w:p>
         </w:tc>
@@ -1045,7 +1892,7 @@
               <w:rPr>
                 <w:sz w:val="18"/>
               </w:rPr>
-              <w:t>Yellow 추가</w:t>
+              <w:t>Yellow</w:t>
             </w:r>
           </w:p>
         </w:tc>
@@ -1060,7 +1907,7 @@
               <w:rPr>
                 <w:sz w:val="18"/>
               </w:rPr>
-              <w:t>16~30</w:t>
+              <w:t>8</w:t>
             </w:r>
           </w:p>
         </w:tc>
@@ -1086,7 +1933,7 @@
               <w:rPr>
                 <w:sz w:val="18"/>
               </w:rPr>
-              <w:t>Pink 추가</w:t>
+              <w:t>Pink</w:t>
             </w:r>
           </w:p>
         </w:tc>
@@ -1101,7 +1948,7 @@
               <w:rPr>
                 <w:sz w:val="18"/>
               </w:rPr>
-              <w:t>31~60</w:t>
+              <w:t>26</w:t>
             </w:r>
           </w:p>
         </w:tc>
@@ -1127,7 +1974,7 @@
               <w:rPr>
                 <w:sz w:val="18"/>
               </w:rPr>
-              <w:t>Orange 추가</w:t>
+              <w:t>Orange</w:t>
             </w:r>
           </w:p>
         </w:tc>
@@ -1142,7 +1989,7 @@
               <w:rPr>
                 <w:sz w:val="18"/>
               </w:rPr>
-              <w:t>61~120</w:t>
+              <w:t>46</w:t>
             </w:r>
           </w:p>
         </w:tc>
@@ -1168,7 +2015,7 @@
               <w:rPr>
                 <w:sz w:val="18"/>
               </w:rPr>
-              <w:t>Purple 추가</w:t>
+              <w:t>Purple</w:t>
             </w:r>
           </w:p>
         </w:tc>
@@ -1183,7 +2030,7 @@
               <w:rPr>
                 <w:sz w:val="18"/>
               </w:rPr>
-              <w:t>121~200</w:t>
+              <w:t>66</w:t>
             </w:r>
           </w:p>
         </w:tc>
@@ -1209,7 +2056,7 @@
               <w:rPr>
                 <w:sz w:val="18"/>
               </w:rPr>
-              <w:t>Sky 추가 (최대)</w:t>
+              <w:t>Sky (최대)</w:t>
             </w:r>
           </w:p>
         </w:tc>
@@ -1252,7 +2099,7 @@
                 <w:color w:val="FFFFFF"/>
                 <w:sz w:val="18"/>
               </w:rPr>
-              <w:t>레벨</w:t>
+              <w:t>Level</w:t>
             </w:r>
           </w:p>
         </w:tc>
@@ -1290,7 +2137,7 @@
                 <w:color w:val="FFFFFF"/>
                 <w:sz w:val="18"/>
               </w:rPr>
-              <w:t>설명</w:t>
+              <w:t>패키지</w:t>
             </w:r>
           </w:p>
         </w:tc>
@@ -1305,7 +2152,7 @@
               <w:rPr>
                 <w:sz w:val="18"/>
               </w:rPr>
-              <w:t>1</w:t>
+              <w:t>11</w:t>
             </w:r>
           </w:p>
         </w:tc>
@@ -1318,7 +2165,7 @@
               <w:rPr>
                 <w:sz w:val="18"/>
               </w:rPr>
-              <w:t>normal_balloon</w:t>
+              <w:t>Hidden</w:t>
             </w:r>
           </w:p>
         </w:tc>
@@ -1331,7 +2178,7 @@
               <w:rPr>
                 <w:sz w:val="18"/>
               </w:rPr>
-              <w:t>기본 풍선만</w:t>
+              <w:t>PKG1</w:t>
             </w:r>
           </w:p>
         </w:tc>
@@ -1346,7 +2193,7 @@
               <w:rPr>
                 <w:sz w:val="18"/>
               </w:rPr>
-              <w:t>15</w:t>
+              <w:t>21</w:t>
             </w:r>
           </w:p>
         </w:tc>
@@ -1359,7 +2206,7 @@
               <w:rPr>
                 <w:sz w:val="18"/>
               </w:rPr>
-              <w:t>double_balloon</w:t>
+              <w:t>Spawner 투명</w:t>
             </w:r>
           </w:p>
         </w:tc>
@@ -1372,7 +2219,7 @@
               <w:rPr>
                 <w:sz w:val="18"/>
               </w:rPr>
-              <w:t>이중 풍선 — 2회 명중 필요</w:t>
+              <w:t>PKG2</w:t>
             </w:r>
           </w:p>
         </w:tc>
@@ -1387,7 +2234,7 @@
               <w:rPr>
                 <w:sz w:val="18"/>
               </w:rPr>
-              <w:t>25</w:t>
+              <w:t>31</w:t>
             </w:r>
           </w:p>
         </w:tc>
@@ -1400,7 +2247,7 @@
               <w:rPr>
                 <w:sz w:val="18"/>
               </w:rPr>
-              <w:t>frozen_balloon</w:t>
+              <w:t>Spawner 불투명</w:t>
             </w:r>
           </w:p>
         </w:tc>
@@ -1413,7 +2260,7 @@
               <w:rPr>
                 <w:sz w:val="18"/>
               </w:rPr>
-              <w:t>얼음 풍선 — 해동 필요</w:t>
+              <w:t>PKG2</w:t>
             </w:r>
           </w:p>
         </w:tc>
@@ -1428,7 +2275,7 @@
               <w:rPr>
                 <w:sz w:val="18"/>
               </w:rPr>
-              <w:t>35</w:t>
+              <w:t>41</w:t>
             </w:r>
           </w:p>
         </w:tc>
@@ -1441,7 +2288,7 @@
               <w:rPr>
                 <w:sz w:val="18"/>
               </w:rPr>
-              <w:t>bomb_balloon</w:t>
+              <w:t>Big Object</w:t>
             </w:r>
           </w:p>
         </w:tc>
@@ -1454,7 +2301,7 @@
               <w:rPr>
                 <w:sz w:val="18"/>
               </w:rPr>
-              <w:t>폭탄 풍선 — 범위 팝</w:t>
+              <w:t>PKG3</w:t>
             </w:r>
           </w:p>
         </w:tc>
@@ -1469,7 +2316,7 @@
               <w:rPr>
                 <w:sz w:val="18"/>
               </w:rPr>
-              <w:t>40</w:t>
+              <w:t>61</w:t>
             </w:r>
           </w:p>
         </w:tc>
@@ -1482,7 +2329,7 @@
               <w:rPr>
                 <w:sz w:val="18"/>
               </w:rPr>
-              <w:t>lock_balloon</w:t>
+              <w:t>Chain</w:t>
             </w:r>
           </w:p>
         </w:tc>
@@ -1495,253 +2342,7 @@
               <w:rPr>
                 <w:sz w:val="18"/>
               </w:rPr>
-              <w:t>자물쇠 풍선 — 키 필요</w:t>
-            </w:r>
-          </w:p>
-        </w:tc>
-      </w:tr>
-      <w:tr>
-        <w:tc>
-          <w:tcPr>
-            <w:tcW w:type="dxa" w:w="2880"/>
-          </w:tcPr>
-          <w:p>
-            <w:r>
-              <w:rPr>
-                <w:sz w:val="18"/>
-              </w:rPr>
-              <w:t>50</w:t>
-            </w:r>
-          </w:p>
-        </w:tc>
-        <w:tc>
-          <w:tcPr>
-            <w:tcW w:type="dxa" w:w="2880"/>
-          </w:tcPr>
-          <w:p>
-            <w:r>
-              <w:rPr>
-                <w:sz w:val="18"/>
-              </w:rPr>
-              <w:t>rainbow_balloon</w:t>
-            </w:r>
-          </w:p>
-        </w:tc>
-        <w:tc>
-          <w:tcPr>
-            <w:tcW w:type="dxa" w:w="2880"/>
-          </w:tcPr>
-          <w:p>
-            <w:r>
-              <w:rPr>
-                <w:sz w:val="18"/>
-              </w:rPr>
-              <w:t>무지개 풍선 — 색 전체 제거</w:t>
-            </w:r>
-          </w:p>
-        </w:tc>
-      </w:tr>
-      <w:tr>
-        <w:tc>
-          <w:tcPr>
-            <w:tcW w:type="dxa" w:w="2880"/>
-          </w:tcPr>
-          <w:p>
-            <w:r>
-              <w:rPr>
-                <w:sz w:val="18"/>
-              </w:rPr>
-              <w:t>70</w:t>
-            </w:r>
-          </w:p>
-        </w:tc>
-        <w:tc>
-          <w:tcPr>
-            <w:tcW w:type="dxa" w:w="2880"/>
-          </w:tcPr>
-          <w:p>
-            <w:r>
-              <w:rPr>
-                <w:sz w:val="18"/>
-              </w:rPr>
-              <w:t>speed_rail</w:t>
-            </w:r>
-          </w:p>
-        </w:tc>
-        <w:tc>
-          <w:tcPr>
-            <w:tcW w:type="dxa" w:w="2880"/>
-          </w:tcPr>
-          <w:p>
-            <w:r>
-              <w:rPr>
-                <w:sz w:val="18"/>
-              </w:rPr>
-              <w:t>빠른 레일 — 풍선 이동 속도 1.5x</w:t>
-            </w:r>
-          </w:p>
-        </w:tc>
-      </w:tr>
-      <w:tr>
-        <w:tc>
-          <w:tcPr>
-            <w:tcW w:type="dxa" w:w="2880"/>
-          </w:tcPr>
-          <w:p>
-            <w:r>
-              <w:rPr>
-                <w:sz w:val="18"/>
-              </w:rPr>
-              <w:t>90</w:t>
-            </w:r>
-          </w:p>
-        </w:tc>
-        <w:tc>
-          <w:tcPr>
-            <w:tcW w:type="dxa" w:w="2880"/>
-          </w:tcPr>
-          <w:p>
-            <w:r>
-              <w:rPr>
-                <w:sz w:val="18"/>
-              </w:rPr>
-              <w:t>branching_rail</w:t>
-            </w:r>
-          </w:p>
-        </w:tc>
-        <w:tc>
-          <w:tcPr>
-            <w:tcW w:type="dxa" w:w="2880"/>
-          </w:tcPr>
-          <w:p>
-            <w:r>
-              <w:rPr>
-                <w:sz w:val="18"/>
-              </w:rPr>
-              <w:t>분기 레일 — 2방향 분기</w:t>
-            </w:r>
-          </w:p>
-        </w:tc>
-      </w:tr>
-      <w:tr>
-        <w:tc>
-          <w:tcPr>
-            <w:tcW w:type="dxa" w:w="2880"/>
-          </w:tcPr>
-          <w:p>
-            <w:r>
-              <w:rPr>
-                <w:sz w:val="18"/>
-              </w:rPr>
-              <w:t>120</w:t>
-            </w:r>
-          </w:p>
-        </w:tc>
-        <w:tc>
-          <w:tcPr>
-            <w:tcW w:type="dxa" w:w="2880"/>
-          </w:tcPr>
-          <w:p>
-            <w:r>
-              <w:rPr>
-                <w:sz w:val="18"/>
-              </w:rPr>
-              <w:t>reverse_rail</w:t>
-            </w:r>
-          </w:p>
-        </w:tc>
-        <w:tc>
-          <w:tcPr>
-            <w:tcW w:type="dxa" w:w="2880"/>
-          </w:tcPr>
-          <w:p>
-            <w:r>
-              <w:rPr>
-                <w:sz w:val="18"/>
-              </w:rPr>
-              <w:t>역방향 레일 구간</w:t>
-            </w:r>
-          </w:p>
-        </w:tc>
-      </w:tr>
-      <w:tr>
-        <w:tc>
-          <w:tcPr>
-            <w:tcW w:type="dxa" w:w="2880"/>
-          </w:tcPr>
-          <w:p>
-            <w:r>
-              <w:rPr>
-                <w:sz w:val="18"/>
-              </w:rPr>
-              <w:t>150</w:t>
-            </w:r>
-          </w:p>
-        </w:tc>
-        <w:tc>
-          <w:tcPr>
-            <w:tcW w:type="dxa" w:w="2880"/>
-          </w:tcPr>
-          <w:p>
-            <w:r>
-              <w:rPr>
-                <w:sz w:val="18"/>
-              </w:rPr>
-              <w:t>portal</w:t>
-            </w:r>
-          </w:p>
-        </w:tc>
-        <w:tc>
-          <w:tcPr>
-            <w:tcW w:type="dxa" w:w="2880"/>
-          </w:tcPr>
-          <w:p>
-            <w:r>
-              <w:rPr>
-                <w:sz w:val="18"/>
-              </w:rPr>
-              <w:t>포탈 — 풍선이 다른 레일로 이동</w:t>
-            </w:r>
-          </w:p>
-        </w:tc>
-      </w:tr>
-      <w:tr>
-        <w:tc>
-          <w:tcPr>
-            <w:tcW w:type="dxa" w:w="2880"/>
-          </w:tcPr>
-          <w:p>
-            <w:r>
-              <w:rPr>
-                <w:sz w:val="18"/>
-              </w:rPr>
-              <w:t>180</w:t>
-            </w:r>
-          </w:p>
-        </w:tc>
-        <w:tc>
-          <w:tcPr>
-            <w:tcW w:type="dxa" w:w="2880"/>
-          </w:tcPr>
-          <w:p>
-            <w:r>
-              <w:rPr>
-                <w:sz w:val="18"/>
-              </w:rPr>
-              <w:t>darkness</w:t>
-            </w:r>
-          </w:p>
-        </w:tc>
-        <w:tc>
-          <w:tcPr>
-            <w:tcW w:type="dxa" w:w="2880"/>
-          </w:tcPr>
-          <w:p>
-            <w:r>
-              <w:rPr>
-                <w:sz w:val="18"/>
-              </w:rPr>
-              <w:t>어둠 — 일부 풍선 색상 가려짐</w:t>
+              <w:t>PKG4</w:t>
             </w:r>
           </w:p>
         </w:tc>
@@ -1758,7 +2359,7 @@
     </w:p>
     <w:p>
       <w:r>
-        <w:t>level_in_chapter = (level_number - 1) % 20 + 1 if level_in_chapter &lt;= 2: learning (첫 2레벨 — 챕터 시작) elif level_in_chapter == 20: boss (챕터 마지막) elif level_in_chapter % 5 == 0: challenge (매 5번째) elif level_in_chapter in [8, 14]: monetization (과금 포인트) else: rest</w:t>
+        <w:t>pos = (level_number - 1) % 20 + 1 if pos in [4, 9, 14]: 하드 elif pos == 19 and package &gt;= 2: 슈퍼하드 elif pos == 19 and package == 1: 하드   # PKG1은 슈퍼하드 없이 일반 하드 elif pos in [5, 10, 15, 20]: 휴식 elif 기믹 첫 등장 레벨: 튜토리얼 else: 노말</w:t>
       </w:r>
     </w:p>
     <w:tbl>
@@ -1822,7 +2423,7 @@
               <w:rPr>
                 <w:sz w:val="18"/>
               </w:rPr>
-              <w:t>learning</w:t>
+              <w:t>튜토리얼</w:t>
             </w:r>
           </w:p>
         </w:tc>
@@ -1835,7 +2436,7 @@
               <w:rPr>
                 <w:sz w:val="18"/>
               </w:rPr>
-              <w:t>10% (20레벨 중 2개)</w:t>
+              <w:t>가변 (PKG1: 6개, PKG2-4: 1-2개, PKG5: 0개)</w:t>
             </w:r>
           </w:p>
         </w:tc>
@@ -1850,7 +2451,7 @@
               <w:rPr>
                 <w:sz w:val="18"/>
               </w:rPr>
-              <w:t>rest</w:t>
+              <w:t>노말</w:t>
             </w:r>
           </w:p>
         </w:tc>
@@ -1863,7 +2464,7 @@
               <w:rPr>
                 <w:sz w:val="18"/>
               </w:rPr>
-              <w:t>55% (20레벨 중 11개)</w:t>
+              <w:t>약 40% (20레벨 중 ~8개)</w:t>
             </w:r>
           </w:p>
         </w:tc>
@@ -1878,7 +2479,7 @@
               <w:rPr>
                 <w:sz w:val="18"/>
               </w:rPr>
-              <w:t>challenge</w:t>
+              <w:t>하드</w:t>
             </w:r>
           </w:p>
         </w:tc>
@@ -1891,7 +2492,7 @@
               <w:rPr>
                 <w:sz w:val="18"/>
               </w:rPr>
-              <w:t>20% (20레벨 중 4개 — 5, 10, 15 + boss)</w:t>
+              <w:t>15% (20레벨 중 pos 4,9,14 = 3개)</w:t>
             </w:r>
           </w:p>
         </w:tc>
@@ -1906,7 +2507,7 @@
               <w:rPr>
                 <w:sz w:val="18"/>
               </w:rPr>
-              <w:t>monetization</w:t>
+              <w:t>슈퍼하드</w:t>
             </w:r>
           </w:p>
         </w:tc>
@@ -1919,7 +2520,7 @@
               <w:rPr>
                 <w:sz w:val="18"/>
               </w:rPr>
-              <w:t>10% (20레벨 중 2개)</w:t>
+              <w:t>5% (20레벨 중 pos 19 = 1개)</w:t>
             </w:r>
           </w:p>
         </w:tc>
@@ -1934,7 +2535,7 @@
               <w:rPr>
                 <w:sz w:val="18"/>
               </w:rPr>
-              <w:t>boss</w:t>
+              <w:t>휴식</w:t>
             </w:r>
           </w:p>
         </w:tc>
@@ -1947,7 +2548,7 @@
               <w:rPr>
                 <w:sz w:val="18"/>
               </w:rPr>
-              <w:t>5% (20레벨 중 1개)</w:t>
+              <w:t>20% (20레벨 중 pos 5,10,15,20 = 4개)</w:t>
             </w:r>
           </w:p>
         </w:tc>
@@ -2006,13 +2607,28 @@
           <w:b/>
           <w:sz w:val="20"/>
         </w:rPr>
-        <w:t xml:space="preserve">다트: </w:t>
+        <w:t xml:space="preserve">보관함: </w:t>
       </w:r>
       <w:r>
         <w:rPr>
           <w:sz w:val="20"/>
         </w:rPr>
-        <w:t>12</w:t>
+        <w:t>2</w:t>
+      </w:r>
+    </w:p>
+    <w:p>
+      <w:r>
+        <w:rPr>
+          <w:b/>
+          <w:sz w:val="20"/>
+        </w:rPr>
+        <w:t xml:space="preserve">탄창: </w:t>
+      </w:r>
+      <w:r>
+        <w:rPr>
+          <w:sz w:val="20"/>
+        </w:rPr>
+        <w:t>3</w:t>
       </w:r>
     </w:p>
     <w:p>
@@ -2027,7 +2643,7 @@
         <w:rPr>
           <w:sz w:val="20"/>
         </w:rPr>
-        <w:t>full — 첫 탭 유도, 다트 발사 설명</w:t>
+        <w:t>full — 보관함 탭 유도, 다트 배치→풍선 타격 체험</w:t>
       </w:r>
     </w:p>
     <w:p>
@@ -2042,7 +2658,7 @@
         <w:rPr>
           <w:sz w:val="20"/>
         </w:rPr>
-        <w:t>같은 색 풍선에 다트 맞추기 체험</w:t>
+        <w:t>보관함 탭으로 다트 발사 체험</w:t>
       </w:r>
     </w:p>
     <w:p>
@@ -2080,7 +2696,7 @@
         <w:rPr>
           <w:sz w:val="20"/>
         </w:rPr>
-        <w:t>3</w:t>
+        <w:t>2</w:t>
       </w:r>
     </w:p>
     <w:p>
@@ -2089,13 +2705,28 @@
           <w:b/>
           <w:sz w:val="20"/>
         </w:rPr>
-        <w:t xml:space="preserve">다트: </w:t>
+        <w:t xml:space="preserve">보관함: </w:t>
       </w:r>
       <w:r>
         <w:rPr>
           <w:sz w:val="20"/>
         </w:rPr>
-        <w:t>14</w:t>
+        <w:t>2</w:t>
+      </w:r>
+    </w:p>
+    <w:p>
+      <w:r>
+        <w:rPr>
+          <w:b/>
+          <w:sz w:val="20"/>
+        </w:rPr>
+        <w:t xml:space="preserve">탄창: </w:t>
+      </w:r>
+      <w:r>
+        <w:rPr>
+          <w:sz w:val="20"/>
+        </w:rPr>
+        <w:t>4</w:t>
       </w:r>
     </w:p>
     <w:p>
@@ -2110,7 +2741,7 @@
         <w:rPr>
           <w:sz w:val="20"/>
         </w:rPr>
-        <w:t>full — 연쇄 팝 체험 (인접 같은 색 2개 배치)</w:t>
+        <w:t>full — 2색 보관함 순서 선택 체험</w:t>
       </w:r>
     </w:p>
     <w:p>
@@ -2125,7 +2756,7 @@
         <w:rPr>
           <w:sz w:val="20"/>
         </w:rPr>
-        <w:t>연쇄 팝 발생시키기</w:t>
+        <w:t>보관함 선택 순서의 중요성 체험</w:t>
       </w:r>
     </w:p>
     <w:p>
@@ -2172,13 +2803,28 @@
           <w:b/>
           <w:sz w:val="20"/>
         </w:rPr>
-        <w:t xml:space="preserve">다트: </w:t>
+        <w:t xml:space="preserve">보관함: </w:t>
       </w:r>
       <w:r>
         <w:rPr>
           <w:sz w:val="20"/>
         </w:rPr>
-        <w:t>16</w:t>
+        <w:t>3</w:t>
+      </w:r>
+    </w:p>
+    <w:p>
+      <w:r>
+        <w:rPr>
+          <w:b/>
+          <w:sz w:val="20"/>
+        </w:rPr>
+        <w:t xml:space="preserve">탄창: </w:t>
+      </w:r>
+      <w:r>
+        <w:rPr>
+          <w:sz w:val="20"/>
+        </w:rPr>
+        <w:t>4</w:t>
       </w:r>
     </w:p>
     <w:p>
@@ -2193,7 +2839,7 @@
         <w:rPr>
           <w:sz w:val="20"/>
         </w:rPr>
-        <w:t>semi — 다트 큐 전환 가이드</w:t>
+        <w:t>semi — 3색 매칭 가이드 (올바른 보관함 하이라이트)</w:t>
       </w:r>
     </w:p>
     <w:p>
@@ -2208,7 +2854,7 @@
         <w:rPr>
           <w:sz w:val="20"/>
         </w:rPr>
-        <w:t>다트 큐 관리 체험</w:t>
+        <w:t>3색 보관함 선택하여 색상별 풍선 제거 체험</w:t>
       </w:r>
     </w:p>
     <w:p>
@@ -2217,6 +2863,104 @@
       </w:pPr>
       <w:r>
         <w:t>Level 4</w:t>
+      </w:r>
+    </w:p>
+    <w:p>
+      <w:r>
+        <w:rPr>
+          <w:b/>
+          <w:sz w:val="20"/>
+        </w:rPr>
+        <w:t xml:space="preserve">풍선: </w:t>
+      </w:r>
+      <w:r>
+        <w:rPr>
+          <w:sz w:val="20"/>
+        </w:rPr>
+        <w:t>10</w:t>
+      </w:r>
+    </w:p>
+    <w:p>
+      <w:r>
+        <w:rPr>
+          <w:b/>
+          <w:sz w:val="20"/>
+        </w:rPr>
+        <w:t xml:space="preserve">색상: </w:t>
+      </w:r>
+      <w:r>
+        <w:rPr>
+          <w:sz w:val="20"/>
+        </w:rPr>
+        <w:t>3</w:t>
+      </w:r>
+    </w:p>
+    <w:p>
+      <w:r>
+        <w:rPr>
+          <w:b/>
+          <w:sz w:val="20"/>
+        </w:rPr>
+        <w:t xml:space="preserve">보관함: </w:t>
+      </w:r>
+      <w:r>
+        <w:rPr>
+          <w:sz w:val="20"/>
+        </w:rPr>
+        <w:t>3</w:t>
+      </w:r>
+    </w:p>
+    <w:p>
+      <w:r>
+        <w:rPr>
+          <w:b/>
+          <w:sz w:val="20"/>
+        </w:rPr>
+        <w:t xml:space="preserve">탄창: </w:t>
+      </w:r>
+      <w:r>
+        <w:rPr>
+          <w:sz w:val="20"/>
+        </w:rPr>
+        <w:t>3</w:t>
+      </w:r>
+    </w:p>
+    <w:p>
+      <w:r>
+        <w:rPr>
+          <w:b/>
+          <w:sz w:val="20"/>
+        </w:rPr>
+        <w:t xml:space="preserve">가이드: </w:t>
+      </w:r>
+      <w:r>
+        <w:rPr>
+          <w:sz w:val="20"/>
+        </w:rPr>
+        <w:t>semi — 탄창 부족 상황 (순서 최적화 필요)</w:t>
+      </w:r>
+    </w:p>
+    <w:p>
+      <w:r>
+        <w:rPr>
+          <w:b/>
+          <w:sz w:val="20"/>
+        </w:rPr>
+        <w:t xml:space="preserve">목표: </w:t>
+      </w:r>
+      <w:r>
+        <w:rPr>
+          <w:sz w:val="20"/>
+        </w:rPr>
+        <w:t>전략적 순서 선택이 필요한 첫 도전</w:t>
+      </w:r>
+    </w:p>
+    <w:p>
+      <w:pPr>
+        <w:pStyle w:val="Heading2"/>
+      </w:pPr>
+      <w:r>
+        <w:t>Level 5</w:t>
       </w:r>
     </w:p>
     <w:p>
@@ -2255,75 +2999,7 @@
           <w:b/>
           <w:sz w:val="20"/>
         </w:rPr>
-        <w:t xml:space="preserve">다트: </w:t>
-      </w:r>
-      <w:r>
-        <w:rPr>
-          <w:sz w:val="20"/>
-        </w:rPr>
-        <w:t>10</w:t>
-      </w:r>
-    </w:p>
-    <w:p>
-      <w:r>
-        <w:rPr>
-          <w:b/>
-          <w:sz w:val="20"/>
-        </w:rPr>
-        <w:t xml:space="preserve">가이드: </w:t>
-      </w:r>
-      <w:r>
-        <w:rPr>
-          <w:sz w:val="20"/>
-        </w:rPr>
-        <w:t>semi — 일부러 어렵게 설정</w:t>
-      </w:r>
-    </w:p>
-    <w:p>
-      <w:r>
-        <w:rPr>
-          <w:b/>
-          <w:sz w:val="20"/>
-        </w:rPr>
-        <w:t xml:space="preserve">목표: </w:t>
-      </w:r>
-      <w:r>
-        <w:rPr>
-          <w:sz w:val="20"/>
-        </w:rPr>
-        <w:t>첫 실패 경험 (의도적) + 재도전 유도</w:t>
-      </w:r>
-    </w:p>
-    <w:p>
-      <w:pPr>
-        <w:pStyle w:val="Heading2"/>
-      </w:pPr>
-      <w:r>
-        <w:t>Level 5</w:t>
-      </w:r>
-    </w:p>
-    <w:p>
-      <w:r>
-        <w:rPr>
-          <w:b/>
-          <w:sz w:val="20"/>
-        </w:rPr>
-        <w:t xml:space="preserve">풍선: </w:t>
-      </w:r>
-      <w:r>
-        <w:rPr>
-          <w:sz w:val="20"/>
-        </w:rPr>
-        <w:t>10</w:t>
-      </w:r>
-    </w:p>
-    <w:p>
-      <w:r>
-        <w:rPr>
-          <w:b/>
-          <w:sz w:val="20"/>
-        </w:rPr>
-        <w:t xml:space="preserve">색상: </w:t>
+        <w:t xml:space="preserve">보관함: </w:t>
       </w:r>
       <w:r>
         <w:rPr>
@@ -2338,13 +3014,13 @@
           <w:b/>
           <w:sz w:val="20"/>
         </w:rPr>
-        <w:t xml:space="preserve">다트: </w:t>
+        <w:t xml:space="preserve">탄창: </w:t>
       </w:r>
       <w:r>
         <w:rPr>
           <w:sz w:val="20"/>
         </w:rPr>
-        <w:t>16</w:t>
+        <w:t>5</w:t>
       </w:r>
     </w:p>
     <w:p>
@@ -2382,87 +3058,293 @@
         <w:pStyle w:val="Heading1"/>
       </w:pPr>
       <w:r>
-        <w:t>7. 보스 레벨 구조</w:t>
+        <w:t>7. 기믹 빈도 가이드</w:t>
       </w:r>
     </w:p>
-    <w:p>
-      <w:r>
-        <w:rPr>
-          <w:b/>
-          <w:sz w:val="20"/>
-        </w:rPr>
-        <w:t xml:space="preserve">빈도: </w:t>
-      </w:r>
-      <w:r>
-        <w:rPr>
-          <w:sz w:val="20"/>
-        </w:rPr>
-        <w:t>매 20레벨 (챕터 종료)</w:t>
-      </w:r>
-    </w:p>
+    <w:tbl>
+      <w:tblPr>
+        <w:tblStyle w:val="TableGrid"/>
+        <w:tblW w:type="auto" w:w="0"/>
+        <w:jc w:val="center"/>
+        <w:tblLook w:firstColumn="1" w:firstRow="1" w:lastColumn="0" w:lastRow="0" w:noHBand="0" w:noVBand="1" w:val="04A0"/>
+      </w:tblPr>
+      <w:tblGrid>
+        <w:gridCol w:w="2880"/>
+        <w:gridCol w:w="2880"/>
+        <w:gridCol w:w="2880"/>
+      </w:tblGrid>
+      <w:tr>
+        <w:tc>
+          <w:tcPr>
+            <w:tcW w:type="dxa" w:w="2880"/>
+            <w:shd w:val="clear" w:color="auto" w:fill="4472C4"/>
+          </w:tcPr>
+          <w:p>
+            <w:pPr>
+              <w:jc w:val="center"/>
+            </w:pPr>
+            <w:r>
+              <w:rPr>
+                <w:b/>
+                <w:color w:val="FFFFFF"/>
+                <w:sz w:val="18"/>
+              </w:rPr>
+              <w:t>레벨 타입</w:t>
+            </w:r>
+          </w:p>
+        </w:tc>
+        <w:tc>
+          <w:tcPr>
+            <w:tcW w:type="dxa" w:w="2880"/>
+            <w:shd w:val="clear" w:color="auto" w:fill="4472C4"/>
+          </w:tcPr>
+          <w:p>
+            <w:pPr>
+              <w:jc w:val="center"/>
+            </w:pPr>
+            <w:r>
+              <w:rPr>
+                <w:b/>
+                <w:color w:val="FFFFFF"/>
+                <w:sz w:val="18"/>
+              </w:rPr>
+              <w:t>최소 기믹</w:t>
+            </w:r>
+          </w:p>
+        </w:tc>
+        <w:tc>
+          <w:tcPr>
+            <w:tcW w:type="dxa" w:w="2880"/>
+            <w:shd w:val="clear" w:color="auto" w:fill="4472C4"/>
+          </w:tcPr>
+          <w:p>
+            <w:pPr>
+              <w:jc w:val="center"/>
+            </w:pPr>
+            <w:r>
+              <w:rPr>
+                <w:b/>
+                <w:color w:val="FFFFFF"/>
+                <w:sz w:val="18"/>
+              </w:rPr>
+              <w:t>최대 기믹</w:t>
+            </w:r>
+          </w:p>
+        </w:tc>
+      </w:tr>
+      <w:tr>
+        <w:tc>
+          <w:tcPr>
+            <w:tcW w:type="dxa" w:w="2880"/>
+          </w:tcPr>
+          <w:p>
+            <w:r>
+              <w:rPr>
+                <w:sz w:val="18"/>
+              </w:rPr>
+              <w:t>슈퍼하드</w:t>
+            </w:r>
+          </w:p>
+        </w:tc>
+        <w:tc>
+          <w:tcPr>
+            <w:tcW w:type="dxa" w:w="2880"/>
+          </w:tcPr>
+          <w:p>
+            <w:r>
+              <w:rPr>
+                <w:sz w:val="18"/>
+              </w:rPr>
+              <w:t>3</w:t>
+            </w:r>
+          </w:p>
+        </w:tc>
+        <w:tc>
+          <w:tcPr>
+            <w:tcW w:type="dxa" w:w="2880"/>
+          </w:tcPr>
+          <w:p>
+            <w:r>
+              <w:rPr>
+                <w:sz w:val="18"/>
+              </w:rPr>
+              <w:t>5</w:t>
+            </w:r>
+          </w:p>
+        </w:tc>
+      </w:tr>
+      <w:tr>
+        <w:tc>
+          <w:tcPr>
+            <w:tcW w:type="dxa" w:w="2880"/>
+          </w:tcPr>
+          <w:p>
+            <w:r>
+              <w:rPr>
+                <w:sz w:val="18"/>
+              </w:rPr>
+              <w:t>하드</w:t>
+            </w:r>
+          </w:p>
+        </w:tc>
+        <w:tc>
+          <w:tcPr>
+            <w:tcW w:type="dxa" w:w="2880"/>
+          </w:tcPr>
+          <w:p>
+            <w:r>
+              <w:rPr>
+                <w:sz w:val="18"/>
+              </w:rPr>
+              <w:t>2</w:t>
+            </w:r>
+          </w:p>
+        </w:tc>
+        <w:tc>
+          <w:tcPr>
+            <w:tcW w:type="dxa" w:w="2880"/>
+          </w:tcPr>
+          <w:p>
+            <w:r>
+              <w:rPr>
+                <w:sz w:val="18"/>
+              </w:rPr>
+              <w:t>3</w:t>
+            </w:r>
+          </w:p>
+        </w:tc>
+      </w:tr>
+      <w:tr>
+        <w:tc>
+          <w:tcPr>
+            <w:tcW w:type="dxa" w:w="2880"/>
+          </w:tcPr>
+          <w:p>
+            <w:r>
+              <w:rPr>
+                <w:sz w:val="18"/>
+              </w:rPr>
+              <w:t>노말</w:t>
+            </w:r>
+          </w:p>
+        </w:tc>
+        <w:tc>
+          <w:tcPr>
+            <w:tcW w:type="dxa" w:w="2880"/>
+          </w:tcPr>
+          <w:p>
+            <w:r>
+              <w:rPr>
+                <w:sz w:val="18"/>
+              </w:rPr>
+              <w:t>0</w:t>
+            </w:r>
+          </w:p>
+        </w:tc>
+        <w:tc>
+          <w:tcPr>
+            <w:tcW w:type="dxa" w:w="2880"/>
+          </w:tcPr>
+          <w:p>
+            <w:r>
+              <w:rPr>
+                <w:sz w:val="18"/>
+              </w:rPr>
+              <w:t>2</w:t>
+            </w:r>
+          </w:p>
+        </w:tc>
+      </w:tr>
+      <w:tr>
+        <w:tc>
+          <w:tcPr>
+            <w:tcW w:type="dxa" w:w="2880"/>
+          </w:tcPr>
+          <w:p>
+            <w:r>
+              <w:rPr>
+                <w:sz w:val="18"/>
+              </w:rPr>
+              <w:t>튜토리얼</w:t>
+            </w:r>
+          </w:p>
+        </w:tc>
+        <w:tc>
+          <w:tcPr>
+            <w:tcW w:type="dxa" w:w="2880"/>
+          </w:tcPr>
+          <w:p>
+            <w:r>
+              <w:rPr>
+                <w:sz w:val="18"/>
+              </w:rPr>
+              <w:t>1</w:t>
+            </w:r>
+          </w:p>
+        </w:tc>
+        <w:tc>
+          <w:tcPr>
+            <w:tcW w:type="dxa" w:w="2880"/>
+          </w:tcPr>
+          <w:p>
+            <w:r>
+              <w:rPr>
+                <w:sz w:val="18"/>
+              </w:rPr>
+              <w:t>1</w:t>
+            </w:r>
+          </w:p>
+        </w:tc>
+      </w:tr>
+      <w:tr>
+        <w:tc>
+          <w:tcPr>
+            <w:tcW w:type="dxa" w:w="2880"/>
+          </w:tcPr>
+          <w:p>
+            <w:r>
+              <w:rPr>
+                <w:sz w:val="18"/>
+              </w:rPr>
+              <w:t>휴식</w:t>
+            </w:r>
+          </w:p>
+        </w:tc>
+        <w:tc>
+          <w:tcPr>
+            <w:tcW w:type="dxa" w:w="2880"/>
+          </w:tcPr>
+          <w:p>
+            <w:r>
+              <w:rPr>
+                <w:sz w:val="18"/>
+              </w:rPr>
+              <w:t>0</w:t>
+            </w:r>
+          </w:p>
+        </w:tc>
+        <w:tc>
+          <w:tcPr>
+            <w:tcW w:type="dxa" w:w="2880"/>
+          </w:tcPr>
+          <w:p>
+            <w:r>
+              <w:rPr>
+                <w:sz w:val="18"/>
+              </w:rPr>
+              <w:t>1</w:t>
+            </w:r>
+          </w:p>
+        </w:tc>
+      </w:tr>
+    </w:tbl>
+    <w:p/>
     <w:p>
       <w:pPr>
-        <w:pStyle w:val="ListBullet"/>
-        <w:ind w:left="850"/>
+        <w:pStyle w:val="Heading2"/>
       </w:pPr>
       <w:r>
-        <w:t>phase_1: 일반 풍선 웨이브 (전체의 40%)</w:t>
-      </w:r>
-    </w:p>
-    <w:p>
-      <w:pPr>
-        <w:pStyle w:val="ListBullet"/>
-        <w:ind w:left="850"/>
-      </w:pPr>
-      <w:r>
-        <w:t>phase_2: 특수 풍선 혼합 웨이브 (전체의 40%)</w:t>
-      </w:r>
-    </w:p>
-    <w:p>
-      <w:pPr>
-        <w:pStyle w:val="ListBullet"/>
-        <w:ind w:left="850"/>
-      </w:pPr>
-      <w:r>
-        <w:t>phase_3: 보스 풍선 (거대 풍선 — HP 5, 전체의 20%)</w:t>
-      </w:r>
-    </w:p>
-    <w:p>
-      <w:r>
-        <w:rPr>
-          <w:b/>
-          <w:sz w:val="20"/>
-        </w:rPr>
-        <w:t xml:space="preserve">다트 예산: </w:t>
-      </w:r>
-      <w:r>
-        <w:rPr>
-          <w:sz w:val="20"/>
-        </w:rPr>
-        <w:t>optimal * 1.1 (빡빡하게)</w:t>
-      </w:r>
-    </w:p>
-    <w:p>
-      <w:r>
-        <w:rPr>
-          <w:b/>
-          <w:sz w:val="20"/>
-        </w:rPr>
-        <w:t xml:space="preserve">보상: </w:t>
-      </w:r>
-      <w:r>
-        <w:rPr>
-          <w:sz w:val="20"/>
-        </w:rPr>
-        <w:t>코인 3x + 챕터 완료 보상 + 도감 풍선</w:t>
-      </w:r>
-    </w:p>
-    <w:p>
-      <w:pPr>
-        <w:pStyle w:val="Heading1"/>
-      </w:pPr>
-      <w:r>
-        <w:t>8. 전체 진행 타임라인</w:t>
+        <w:t>기믹별 오브젝트 비율 (%)</w:t>
       </w:r>
     </w:p>
     <w:tbl>
@@ -2494,7 +3376,7 @@
                 <w:color w:val="FFFFFF"/>
                 <w:sz w:val="18"/>
               </w:rPr>
-              <w:t>Level</w:t>
+              <w:t>기믹</w:t>
             </w:r>
           </w:p>
         </w:tc>
@@ -2513,7 +3395,7 @@
                 <w:color w:val="FFFFFF"/>
                 <w:sz w:val="18"/>
               </w:rPr>
-              <w:t>이벤트</w:t>
+              <w:t>min%</w:t>
             </w:r>
           </w:p>
         </w:tc>
@@ -2532,7 +3414,7 @@
                 <w:color w:val="FFFFFF"/>
                 <w:sz w:val="18"/>
               </w:rPr>
-              <w:t>Colors</w:t>
+              <w:t>avg%</w:t>
             </w:r>
           </w:p>
         </w:tc>
@@ -2551,7 +3433,7 @@
                 <w:color w:val="FFFFFF"/>
                 <w:sz w:val="18"/>
               </w:rPr>
-              <w:t>해금</w:t>
+              <w:t>max%</w:t>
             </w:r>
           </w:p>
         </w:tc>
@@ -2566,7 +3448,7 @@
               <w:rPr>
                 <w:sz w:val="18"/>
               </w:rPr>
-              <w:t>1</w:t>
+              <w:t>Hidden</w:t>
             </w:r>
           </w:p>
         </w:tc>
@@ -2579,7 +3461,7 @@
               <w:rPr>
                 <w:sz w:val="18"/>
               </w:rPr>
-              <w:t>게임 시작. 튜토리얼 Level 1-5.</w:t>
+              <w:t>20</w:t>
             </w:r>
           </w:p>
         </w:tc>
@@ -2592,7 +3474,7 @@
               <w:rPr>
                 <w:sz w:val="18"/>
               </w:rPr>
-              <w:t>3</w:t>
+              <w:t>40</w:t>
             </w:r>
           </w:p>
         </w:tc>
@@ -2605,7 +3487,7 @@
               <w:rPr>
                 <w:sz w:val="18"/>
               </w:rPr>
-              <w:t>basic_balloon, dart_launcher</w:t>
+              <w:t>60</w:t>
             </w:r>
           </w:p>
         </w:tc>
@@ -2620,182 +3502,7 @@
               <w:rPr>
                 <w:sz w:val="18"/>
               </w:rPr>
-              <w:t>6</w:t>
-            </w:r>
-          </w:p>
-        </w:tc>
-        <w:tc>
-          <w:tcPr>
-            <w:tcW w:type="dxa" w:w="2160"/>
-          </w:tcPr>
-          <w:p>
-            <w:r>
-              <w:rPr>
-                <w:sz w:val="18"/>
-              </w:rPr>
-              <w:t>4번째 색상 (Yellow) 도입</w:t>
-            </w:r>
-          </w:p>
-        </w:tc>
-        <w:tc>
-          <w:tcPr>
-            <w:tcW w:type="dxa" w:w="2160"/>
-          </w:tcPr>
-          <w:p>
-            <w:r>
-              <w:rPr>
-                <w:sz w:val="18"/>
-              </w:rPr>
-              <w:t>4</w:t>
-            </w:r>
-          </w:p>
-        </w:tc>
-        <w:tc>
-          <w:tcPr>
-            <w:tcW w:type="dxa" w:w="2160"/>
-          </w:tcPr>
-          <w:p>
-            <w:r>
-              <w:rPr>
-                <w:sz w:val="18"/>
-              </w:rPr>
-              <w:t>color_4</w:t>
-            </w:r>
-          </w:p>
-        </w:tc>
-      </w:tr>
-      <w:tr>
-        <w:tc>
-          <w:tcPr>
-            <w:tcW w:type="dxa" w:w="2160"/>
-          </w:tcPr>
-          <w:p>
-            <w:r>
-              <w:rPr>
-                <w:sz w:val="18"/>
-              </w:rPr>
-              <w:t>10</w:t>
-            </w:r>
-          </w:p>
-        </w:tc>
-        <w:tc>
-          <w:tcPr>
-            <w:tcW w:type="dxa" w:w="2160"/>
-          </w:tcPr>
-          <w:p>
-            <w:r>
-              <w:rPr>
-                <w:sz w:val="18"/>
-              </w:rPr>
-              <w:t>스타터팩 해금 (24시간 제한 오퍼)</w:t>
-            </w:r>
-          </w:p>
-        </w:tc>
-        <w:tc>
-          <w:tcPr>
-            <w:tcW w:type="dxa" w:w="2160"/>
-          </w:tcPr>
-          <w:p>
-            <w:r>
-              <w:rPr>
-                <w:sz w:val="18"/>
-              </w:rPr>
-              <w:t>4</w:t>
-            </w:r>
-          </w:p>
-        </w:tc>
-        <w:tc>
-          <w:tcPr>
-            <w:tcW w:type="dxa" w:w="2160"/>
-          </w:tcPr>
-          <w:p>
-            <w:r>
-              <w:rPr>
-                <w:sz w:val="18"/>
-              </w:rPr>
-              <w:t>starter_pack, shop</w:t>
-            </w:r>
-          </w:p>
-        </w:tc>
-      </w:tr>
-      <w:tr>
-        <w:tc>
-          <w:tcPr>
-            <w:tcW w:type="dxa" w:w="2160"/>
-          </w:tcPr>
-          <w:p>
-            <w:r>
-              <w:rPr>
-                <w:sz w:val="18"/>
-              </w:rPr>
-              <w:t>15</w:t>
-            </w:r>
-          </w:p>
-        </w:tc>
-        <w:tc>
-          <w:tcPr>
-            <w:tcW w:type="dxa" w:w="2160"/>
-          </w:tcPr>
-          <w:p>
-            <w:r>
-              <w:rPr>
-                <w:sz w:val="18"/>
-              </w:rPr>
-              <w:t>이중 풍선 도입</w:t>
-            </w:r>
-          </w:p>
-        </w:tc>
-        <w:tc>
-          <w:tcPr>
-            <w:tcW w:type="dxa" w:w="2160"/>
-          </w:tcPr>
-          <w:p>
-            <w:r>
-              <w:rPr>
-                <w:sz w:val="18"/>
-              </w:rPr>
-              <w:t>4</w:t>
-            </w:r>
-          </w:p>
-        </w:tc>
-        <w:tc>
-          <w:tcPr>
-            <w:tcW w:type="dxa" w:w="2160"/>
-          </w:tcPr>
-          <w:p>
-            <w:r>
-              <w:rPr>
-                <w:sz w:val="18"/>
-              </w:rPr>
-              <w:t>double_balloon</w:t>
-            </w:r>
-          </w:p>
-        </w:tc>
-      </w:tr>
-      <w:tr>
-        <w:tc>
-          <w:tcPr>
-            <w:tcW w:type="dxa" w:w="2160"/>
-          </w:tcPr>
-          <w:p>
-            <w:r>
-              <w:rPr>
-                <w:sz w:val="18"/>
-              </w:rPr>
-              <w:t>16</w:t>
-            </w:r>
-          </w:p>
-        </w:tc>
-        <w:tc>
-          <w:tcPr>
-            <w:tcW w:type="dxa" w:w="2160"/>
-          </w:tcPr>
-          <w:p>
-            <w:r>
-              <w:rPr>
-                <w:sz w:val="18"/>
-              </w:rPr>
-              <w:t>5번째 색상 (Pink) 도입</w:t>
+              <w:t>Spawner_transparent</w:t>
             </w:r>
           </w:p>
         </w:tc>
@@ -2821,7 +3528,20 @@
               <w:rPr>
                 <w:sz w:val="18"/>
               </w:rPr>
-              <w:t>color_5</w:t>
+              <w:t>10</w:t>
+            </w:r>
+          </w:p>
+        </w:tc>
+        <w:tc>
+          <w:tcPr>
+            <w:tcW w:type="dxa" w:w="2160"/>
+          </w:tcPr>
+          <w:p>
+            <w:r>
+              <w:rPr>
+                <w:sz w:val="18"/>
+              </w:rPr>
+              <w:t>20</w:t>
             </w:r>
           </w:p>
         </w:tc>
@@ -2836,20 +3556,7 @@
               <w:rPr>
                 <w:sz w:val="18"/>
               </w:rPr>
-              <w:t>20</w:t>
-            </w:r>
-          </w:p>
-        </w:tc>
-        <w:tc>
-          <w:tcPr>
-            <w:tcW w:type="dxa" w:w="2160"/>
-          </w:tcPr>
-          <w:p>
-            <w:r>
-              <w:rPr>
-                <w:sz w:val="18"/>
-              </w:rPr>
-              <w:t>챕터 1 보스. 피기뱅크 해금. [BOSS]</w:t>
+              <w:t>Spawner_opaque</w:t>
             </w:r>
           </w:p>
         </w:tc>
@@ -2875,7 +3582,20 @@
               <w:rPr>
                 <w:sz w:val="18"/>
               </w:rPr>
-              <w:t>piggy_bank, chapter_2</w:t>
+              <w:t>10</w:t>
+            </w:r>
+          </w:p>
+        </w:tc>
+        <w:tc>
+          <w:tcPr>
+            <w:tcW w:type="dxa" w:w="2160"/>
+          </w:tcPr>
+          <w:p>
+            <w:r>
+              <w:rPr>
+                <w:sz w:val="18"/>
+              </w:rPr>
+              <w:t>15</w:t>
             </w:r>
           </w:p>
         </w:tc>
@@ -2890,20 +3610,7 @@
               <w:rPr>
                 <w:sz w:val="18"/>
               </w:rPr>
-              <w:t>25</w:t>
-            </w:r>
-          </w:p>
-        </w:tc>
-        <w:tc>
-          <w:tcPr>
-            <w:tcW w:type="dxa" w:w="2160"/>
-          </w:tcPr>
-          <w:p>
-            <w:r>
-              <w:rPr>
-                <w:sz w:val="18"/>
-              </w:rPr>
-              <w:t>얼음 풍선 도입</w:t>
+              <w:t>BigObject</w:t>
             </w:r>
           </w:p>
         </w:tc>
@@ -2929,7 +3636,20 @@
               <w:rPr>
                 <w:sz w:val="18"/>
               </w:rPr>
-              <w:t>frozen_balloon</w:t>
+              <w:t>15</w:t>
+            </w:r>
+          </w:p>
+        </w:tc>
+        <w:tc>
+          <w:tcPr>
+            <w:tcW w:type="dxa" w:w="2160"/>
+          </w:tcPr>
+          <w:p>
+            <w:r>
+              <w:rPr>
+                <w:sz w:val="18"/>
+              </w:rPr>
+              <w:t>25</w:t>
             </w:r>
           </w:p>
         </w:tc>
@@ -2944,7 +3664,7 @@
               <w:rPr>
                 <w:sz w:val="18"/>
               </w:rPr>
-              <w:t>30</w:t>
+              <w:t>Chain</w:t>
             </w:r>
           </w:p>
         </w:tc>
@@ -2957,7 +3677,7 @@
               <w:rPr>
                 <w:sz w:val="18"/>
               </w:rPr>
-              <w:t>시즌패스 해금. 첫 번째 과금 압박점.</w:t>
+              <w:t>10</w:t>
             </w:r>
           </w:p>
         </w:tc>
@@ -2970,133 +3690,10 @@
               <w:rPr>
                 <w:sz w:val="18"/>
               </w:rPr>
-              <w:t>5</w:t>
+              <w:t>25</w:t>
             </w:r>
           </w:p>
         </w:tc>
-        <w:tc>
-          <w:tcPr>
-            <w:tcW w:type="dxa" w:w="2160"/>
-          </w:tcPr>
-          <w:p>
-            <w:r>
-              <w:rPr>
-                <w:sz w:val="18"/>
-              </w:rPr>
-              <w:t>season_pass</w:t>
-            </w:r>
-          </w:p>
-        </w:tc>
-      </w:tr>
-      <w:tr>
-        <w:tc>
-          <w:tcPr>
-            <w:tcW w:type="dxa" w:w="2160"/>
-          </w:tcPr>
-          <w:p>
-            <w:r>
-              <w:rPr>
-                <w:sz w:val="18"/>
-              </w:rPr>
-              <w:t>31</w:t>
-            </w:r>
-          </w:p>
-        </w:tc>
-        <w:tc>
-          <w:tcPr>
-            <w:tcW w:type="dxa" w:w="2160"/>
-          </w:tcPr>
-          <w:p>
-            <w:r>
-              <w:rPr>
-                <w:sz w:val="18"/>
-              </w:rPr>
-              <w:t>6번째 색상 (Orange) 도입</w:t>
-            </w:r>
-          </w:p>
-        </w:tc>
-        <w:tc>
-          <w:tcPr>
-            <w:tcW w:type="dxa" w:w="2160"/>
-          </w:tcPr>
-          <w:p>
-            <w:r>
-              <w:rPr>
-                <w:sz w:val="18"/>
-              </w:rPr>
-              <w:t>6</w:t>
-            </w:r>
-          </w:p>
-        </w:tc>
-        <w:tc>
-          <w:tcPr>
-            <w:tcW w:type="dxa" w:w="2160"/>
-          </w:tcPr>
-          <w:p>
-            <w:r>
-              <w:rPr>
-                <w:sz w:val="18"/>
-              </w:rPr>
-              <w:t>color_6</w:t>
-            </w:r>
-          </w:p>
-        </w:tc>
-      </w:tr>
-      <w:tr>
-        <w:tc>
-          <w:tcPr>
-            <w:tcW w:type="dxa" w:w="2160"/>
-          </w:tcPr>
-          <w:p>
-            <w:r>
-              <w:rPr>
-                <w:sz w:val="18"/>
-              </w:rPr>
-              <w:t>35</w:t>
-            </w:r>
-          </w:p>
-        </w:tc>
-        <w:tc>
-          <w:tcPr>
-            <w:tcW w:type="dxa" w:w="2160"/>
-          </w:tcPr>
-          <w:p>
-            <w:r>
-              <w:rPr>
-                <w:sz w:val="18"/>
-              </w:rPr>
-              <w:t>폭탄 풍선 도입</w:t>
-            </w:r>
-          </w:p>
-        </w:tc>
-        <w:tc>
-          <w:tcPr>
-            <w:tcW w:type="dxa" w:w="2160"/>
-          </w:tcPr>
-          <w:p>
-            <w:r>
-              <w:rPr>
-                <w:sz w:val="18"/>
-              </w:rPr>
-              <w:t>6</w:t>
-            </w:r>
-          </w:p>
-        </w:tc>
-        <w:tc>
-          <w:tcPr>
-            <w:tcW w:type="dxa" w:w="2160"/>
-          </w:tcPr>
-          <w:p>
-            <w:r>
-              <w:rPr>
-                <w:sz w:val="18"/>
-              </w:rPr>
-              <w:t>bomb_balloon</w:t>
-            </w:r>
-          </w:p>
-        </w:tc>
-      </w:tr>
-      <w:tr>
         <w:tc>
           <w:tcPr>
             <w:tcW w:type="dxa" w:w="2160"/>
@@ -3110,801 +3707,6 @@
             </w:r>
           </w:p>
         </w:tc>
-        <w:tc>
-          <w:tcPr>
-            <w:tcW w:type="dxa" w:w="2160"/>
-          </w:tcPr>
-          <w:p>
-            <w:r>
-              <w:rPr>
-                <w:sz w:val="18"/>
-              </w:rPr>
-              <w:t>자물쇠 풍선 도입. 챕터 2 보스. [BOSS]</w:t>
-            </w:r>
-          </w:p>
-        </w:tc>
-        <w:tc>
-          <w:tcPr>
-            <w:tcW w:type="dxa" w:w="2160"/>
-          </w:tcPr>
-          <w:p>
-            <w:r>
-              <w:rPr>
-                <w:sz w:val="18"/>
-              </w:rPr>
-              <w:t>6</w:t>
-            </w:r>
-          </w:p>
-        </w:tc>
-        <w:tc>
-          <w:tcPr>
-            <w:tcW w:type="dxa" w:w="2160"/>
-          </w:tcPr>
-          <w:p>
-            <w:r>
-              <w:rPr>
-                <w:sz w:val="18"/>
-              </w:rPr>
-              <w:t>lock_balloon, chapter_3</w:t>
-            </w:r>
-          </w:p>
-        </w:tc>
-      </w:tr>
-      <w:tr>
-        <w:tc>
-          <w:tcPr>
-            <w:tcW w:type="dxa" w:w="2160"/>
-          </w:tcPr>
-          <w:p>
-            <w:r>
-              <w:rPr>
-                <w:sz w:val="18"/>
-              </w:rPr>
-              <w:t>50</w:t>
-            </w:r>
-          </w:p>
-        </w:tc>
-        <w:tc>
-          <w:tcPr>
-            <w:tcW w:type="dxa" w:w="2160"/>
-          </w:tcPr>
-          <w:p>
-            <w:r>
-              <w:rPr>
-                <w:sz w:val="18"/>
-              </w:rPr>
-              <w:t>무지개 풍선 도입. 중간 과금 압박점.</w:t>
-            </w:r>
-          </w:p>
-        </w:tc>
-        <w:tc>
-          <w:tcPr>
-            <w:tcW w:type="dxa" w:w="2160"/>
-          </w:tcPr>
-          <w:p>
-            <w:r>
-              <w:rPr>
-                <w:sz w:val="18"/>
-              </w:rPr>
-              <w:t>6</w:t>
-            </w:r>
-          </w:p>
-        </w:tc>
-        <w:tc>
-          <w:tcPr>
-            <w:tcW w:type="dxa" w:w="2160"/>
-          </w:tcPr>
-          <w:p>
-            <w:r>
-              <w:rPr>
-                <w:sz w:val="18"/>
-              </w:rPr>
-              <w:t>rainbow_balloon</w:t>
-            </w:r>
-          </w:p>
-        </w:tc>
-      </w:tr>
-      <w:tr>
-        <w:tc>
-          <w:tcPr>
-            <w:tcW w:type="dxa" w:w="2160"/>
-          </w:tcPr>
-          <w:p>
-            <w:r>
-              <w:rPr>
-                <w:sz w:val="18"/>
-              </w:rPr>
-              <w:t>60</w:t>
-            </w:r>
-          </w:p>
-        </w:tc>
-        <w:tc>
-          <w:tcPr>
-            <w:tcW w:type="dxa" w:w="2160"/>
-          </w:tcPr>
-          <w:p>
-            <w:r>
-              <w:rPr>
-                <w:sz w:val="18"/>
-              </w:rPr>
-              <w:t>챕터 3 보스. [BOSS]</w:t>
-            </w:r>
-          </w:p>
-        </w:tc>
-        <w:tc>
-          <w:tcPr>
-            <w:tcW w:type="dxa" w:w="2160"/>
-          </w:tcPr>
-          <w:p>
-            <w:r>
-              <w:rPr>
-                <w:sz w:val="18"/>
-              </w:rPr>
-              <w:t>6</w:t>
-            </w:r>
-          </w:p>
-        </w:tc>
-        <w:tc>
-          <w:tcPr>
-            <w:tcW w:type="dxa" w:w="2160"/>
-          </w:tcPr>
-          <w:p>
-            <w:r>
-              <w:rPr>
-                <w:sz w:val="18"/>
-              </w:rPr>
-              <w:t>chapter_4</w:t>
-            </w:r>
-          </w:p>
-        </w:tc>
-      </w:tr>
-      <w:tr>
-        <w:tc>
-          <w:tcPr>
-            <w:tcW w:type="dxa" w:w="2160"/>
-          </w:tcPr>
-          <w:p>
-            <w:r>
-              <w:rPr>
-                <w:sz w:val="18"/>
-              </w:rPr>
-              <w:t>61</w:t>
-            </w:r>
-          </w:p>
-        </w:tc>
-        <w:tc>
-          <w:tcPr>
-            <w:tcW w:type="dxa" w:w="2160"/>
-          </w:tcPr>
-          <w:p>
-            <w:r>
-              <w:rPr>
-                <w:sz w:val="18"/>
-              </w:rPr>
-              <w:t>7번째 색상 (Purple) 도입</w:t>
-            </w:r>
-          </w:p>
-        </w:tc>
-        <w:tc>
-          <w:tcPr>
-            <w:tcW w:type="dxa" w:w="2160"/>
-          </w:tcPr>
-          <w:p>
-            <w:r>
-              <w:rPr>
-                <w:sz w:val="18"/>
-              </w:rPr>
-              <w:t>7</w:t>
-            </w:r>
-          </w:p>
-        </w:tc>
-        <w:tc>
-          <w:tcPr>
-            <w:tcW w:type="dxa" w:w="2160"/>
-          </w:tcPr>
-          <w:p>
-            <w:r>
-              <w:rPr>
-                <w:sz w:val="18"/>
-              </w:rPr>
-              <w:t>color_7</w:t>
-            </w:r>
-          </w:p>
-        </w:tc>
-      </w:tr>
-      <w:tr>
-        <w:tc>
-          <w:tcPr>
-            <w:tcW w:type="dxa" w:w="2160"/>
-          </w:tcPr>
-          <w:p>
-            <w:r>
-              <w:rPr>
-                <w:sz w:val="18"/>
-              </w:rPr>
-              <w:t>70</w:t>
-            </w:r>
-          </w:p>
-        </w:tc>
-        <w:tc>
-          <w:tcPr>
-            <w:tcW w:type="dxa" w:w="2160"/>
-          </w:tcPr>
-          <w:p>
-            <w:r>
-              <w:rPr>
-                <w:sz w:val="18"/>
-              </w:rPr>
-              <w:t>빠른 레일 기믹 도입</w:t>
-            </w:r>
-          </w:p>
-        </w:tc>
-        <w:tc>
-          <w:tcPr>
-            <w:tcW w:type="dxa" w:w="2160"/>
-          </w:tcPr>
-          <w:p>
-            <w:r>
-              <w:rPr>
-                <w:sz w:val="18"/>
-              </w:rPr>
-              <w:t>7</w:t>
-            </w:r>
-          </w:p>
-        </w:tc>
-        <w:tc>
-          <w:tcPr>
-            <w:tcW w:type="dxa" w:w="2160"/>
-          </w:tcPr>
-          <w:p>
-            <w:r>
-              <w:rPr>
-                <w:sz w:val="18"/>
-              </w:rPr>
-              <w:t>speed_rail</w:t>
-            </w:r>
-          </w:p>
-        </w:tc>
-      </w:tr>
-      <w:tr>
-        <w:tc>
-          <w:tcPr>
-            <w:tcW w:type="dxa" w:w="2160"/>
-          </w:tcPr>
-          <w:p>
-            <w:r>
-              <w:rPr>
-                <w:sz w:val="18"/>
-              </w:rPr>
-              <w:t>80</w:t>
-            </w:r>
-          </w:p>
-        </w:tc>
-        <w:tc>
-          <w:tcPr>
-            <w:tcW w:type="dxa" w:w="2160"/>
-          </w:tcPr>
-          <w:p>
-            <w:r>
-              <w:rPr>
-                <w:sz w:val="18"/>
-              </w:rPr>
-              <w:t>챕터 4 보스. 높은 과금 압박점. [BOSS]</w:t>
-            </w:r>
-          </w:p>
-        </w:tc>
-        <w:tc>
-          <w:tcPr>
-            <w:tcW w:type="dxa" w:w="2160"/>
-          </w:tcPr>
-          <w:p>
-            <w:r>
-              <w:rPr>
-                <w:sz w:val="18"/>
-              </w:rPr>
-              <w:t>7</w:t>
-            </w:r>
-          </w:p>
-        </w:tc>
-        <w:tc>
-          <w:tcPr>
-            <w:tcW w:type="dxa" w:w="2160"/>
-          </w:tcPr>
-          <w:p>
-            <w:r>
-              <w:rPr>
-                <w:sz w:val="18"/>
-              </w:rPr>
-              <w:t>chapter_5</w:t>
-            </w:r>
-          </w:p>
-        </w:tc>
-      </w:tr>
-      <w:tr>
-        <w:tc>
-          <w:tcPr>
-            <w:tcW w:type="dxa" w:w="2160"/>
-          </w:tcPr>
-          <w:p>
-            <w:r>
-              <w:rPr>
-                <w:sz w:val="18"/>
-              </w:rPr>
-              <w:t>90</w:t>
-            </w:r>
-          </w:p>
-        </w:tc>
-        <w:tc>
-          <w:tcPr>
-            <w:tcW w:type="dxa" w:w="2160"/>
-          </w:tcPr>
-          <w:p>
-            <w:r>
-              <w:rPr>
-                <w:sz w:val="18"/>
-              </w:rPr>
-              <w:t>분기 레일 기믹 도입</w:t>
-            </w:r>
-          </w:p>
-        </w:tc>
-        <w:tc>
-          <w:tcPr>
-            <w:tcW w:type="dxa" w:w="2160"/>
-          </w:tcPr>
-          <w:p>
-            <w:r>
-              <w:rPr>
-                <w:sz w:val="18"/>
-              </w:rPr>
-              <w:t>7</w:t>
-            </w:r>
-          </w:p>
-        </w:tc>
-        <w:tc>
-          <w:tcPr>
-            <w:tcW w:type="dxa" w:w="2160"/>
-          </w:tcPr>
-          <w:p>
-            <w:r>
-              <w:rPr>
-                <w:sz w:val="18"/>
-              </w:rPr>
-              <w:t>branching_rail</w:t>
-            </w:r>
-          </w:p>
-        </w:tc>
-      </w:tr>
-      <w:tr>
-        <w:tc>
-          <w:tcPr>
-            <w:tcW w:type="dxa" w:w="2160"/>
-          </w:tcPr>
-          <w:p>
-            <w:r>
-              <w:rPr>
-                <w:sz w:val="18"/>
-              </w:rPr>
-              <w:t>100</w:t>
-            </w:r>
-          </w:p>
-        </w:tc>
-        <w:tc>
-          <w:tcPr>
-            <w:tcW w:type="dxa" w:w="2160"/>
-          </w:tcPr>
-          <w:p>
-            <w:r>
-              <w:rPr>
-                <w:sz w:val="18"/>
-              </w:rPr>
-              <w:t>챕터 5 보스. 주간 랭킹 해금. [BOSS]</w:t>
-            </w:r>
-          </w:p>
-        </w:tc>
-        <w:tc>
-          <w:tcPr>
-            <w:tcW w:type="dxa" w:w="2160"/>
-          </w:tcPr>
-          <w:p>
-            <w:r>
-              <w:rPr>
-                <w:sz w:val="18"/>
-              </w:rPr>
-              <w:t>7</w:t>
-            </w:r>
-          </w:p>
-        </w:tc>
-        <w:tc>
-          <w:tcPr>
-            <w:tcW w:type="dxa" w:w="2160"/>
-          </w:tcPr>
-          <w:p>
-            <w:r>
-              <w:rPr>
-                <w:sz w:val="18"/>
-              </w:rPr>
-              <w:t>chapter_6, weekly_leaderboard</w:t>
-            </w:r>
-          </w:p>
-        </w:tc>
-      </w:tr>
-      <w:tr>
-        <w:tc>
-          <w:tcPr>
-            <w:tcW w:type="dxa" w:w="2160"/>
-          </w:tcPr>
-          <w:p>
-            <w:r>
-              <w:rPr>
-                <w:sz w:val="18"/>
-              </w:rPr>
-              <w:t>120</w:t>
-            </w:r>
-          </w:p>
-        </w:tc>
-        <w:tc>
-          <w:tcPr>
-            <w:tcW w:type="dxa" w:w="2160"/>
-          </w:tcPr>
-          <w:p>
-            <w:r>
-              <w:rPr>
-                <w:sz w:val="18"/>
-              </w:rPr>
-              <w:t>역방향 레일 기믹 도입. 챕터 6 보스. 최고 과금 압박점. [BOSS]</w:t>
-            </w:r>
-          </w:p>
-        </w:tc>
-        <w:tc>
-          <w:tcPr>
-            <w:tcW w:type="dxa" w:w="2160"/>
-          </w:tcPr>
-          <w:p>
-            <w:r>
-              <w:rPr>
-                <w:sz w:val="18"/>
-              </w:rPr>
-              <w:t>7</w:t>
-            </w:r>
-          </w:p>
-        </w:tc>
-        <w:tc>
-          <w:tcPr>
-            <w:tcW w:type="dxa" w:w="2160"/>
-          </w:tcPr>
-          <w:p>
-            <w:r>
-              <w:rPr>
-                <w:sz w:val="18"/>
-              </w:rPr>
-              <w:t>reverse_rail, chapter_7</w:t>
-            </w:r>
-          </w:p>
-        </w:tc>
-      </w:tr>
-      <w:tr>
-        <w:tc>
-          <w:tcPr>
-            <w:tcW w:type="dxa" w:w="2160"/>
-          </w:tcPr>
-          <w:p>
-            <w:r>
-              <w:rPr>
-                <w:sz w:val="18"/>
-              </w:rPr>
-              <w:t>121</w:t>
-            </w:r>
-          </w:p>
-        </w:tc>
-        <w:tc>
-          <w:tcPr>
-            <w:tcW w:type="dxa" w:w="2160"/>
-          </w:tcPr>
-          <w:p>
-            <w:r>
-              <w:rPr>
-                <w:sz w:val="18"/>
-              </w:rPr>
-              <w:t>8번째 색상 (Sky) 도입 — 최대 색상</w:t>
-            </w:r>
-          </w:p>
-        </w:tc>
-        <w:tc>
-          <w:tcPr>
-            <w:tcW w:type="dxa" w:w="2160"/>
-          </w:tcPr>
-          <w:p>
-            <w:r>
-              <w:rPr>
-                <w:sz w:val="18"/>
-              </w:rPr>
-              <w:t>8</w:t>
-            </w:r>
-          </w:p>
-        </w:tc>
-        <w:tc>
-          <w:tcPr>
-            <w:tcW w:type="dxa" w:w="2160"/>
-          </w:tcPr>
-          <w:p>
-            <w:r>
-              <w:rPr>
-                <w:sz w:val="18"/>
-              </w:rPr>
-              <w:t>color_8</w:t>
-            </w:r>
-          </w:p>
-        </w:tc>
-      </w:tr>
-      <w:tr>
-        <w:tc>
-          <w:tcPr>
-            <w:tcW w:type="dxa" w:w="2160"/>
-          </w:tcPr>
-          <w:p>
-            <w:r>
-              <w:rPr>
-                <w:sz w:val="18"/>
-              </w:rPr>
-              <w:t>140</w:t>
-            </w:r>
-          </w:p>
-        </w:tc>
-        <w:tc>
-          <w:tcPr>
-            <w:tcW w:type="dxa" w:w="2160"/>
-          </w:tcPr>
-          <w:p>
-            <w:r>
-              <w:rPr>
-                <w:sz w:val="18"/>
-              </w:rPr>
-              <w:t>챕터 7 보스. [BOSS]</w:t>
-            </w:r>
-          </w:p>
-        </w:tc>
-        <w:tc>
-          <w:tcPr>
-            <w:tcW w:type="dxa" w:w="2160"/>
-          </w:tcPr>
-          <w:p>
-            <w:r>
-              <w:rPr>
-                <w:sz w:val="18"/>
-              </w:rPr>
-              <w:t>8</w:t>
-            </w:r>
-          </w:p>
-        </w:tc>
-        <w:tc>
-          <w:tcPr>
-            <w:tcW w:type="dxa" w:w="2160"/>
-          </w:tcPr>
-          <w:p>
-            <w:r>
-              <w:rPr>
-                <w:sz w:val="18"/>
-              </w:rPr>
-              <w:t>chapter_8</w:t>
-            </w:r>
-          </w:p>
-        </w:tc>
-      </w:tr>
-      <w:tr>
-        <w:tc>
-          <w:tcPr>
-            <w:tcW w:type="dxa" w:w="2160"/>
-          </w:tcPr>
-          <w:p>
-            <w:r>
-              <w:rPr>
-                <w:sz w:val="18"/>
-              </w:rPr>
-              <w:t>150</w:t>
-            </w:r>
-          </w:p>
-        </w:tc>
-        <w:tc>
-          <w:tcPr>
-            <w:tcW w:type="dxa" w:w="2160"/>
-          </w:tcPr>
-          <w:p>
-            <w:r>
-              <w:rPr>
-                <w:sz w:val="18"/>
-              </w:rPr>
-              <w:t>포탈 기믹 도입</w:t>
-            </w:r>
-          </w:p>
-        </w:tc>
-        <w:tc>
-          <w:tcPr>
-            <w:tcW w:type="dxa" w:w="2160"/>
-          </w:tcPr>
-          <w:p>
-            <w:r>
-              <w:rPr>
-                <w:sz w:val="18"/>
-              </w:rPr>
-              <w:t>8</w:t>
-            </w:r>
-          </w:p>
-        </w:tc>
-        <w:tc>
-          <w:tcPr>
-            <w:tcW w:type="dxa" w:w="2160"/>
-          </w:tcPr>
-          <w:p>
-            <w:r>
-              <w:rPr>
-                <w:sz w:val="18"/>
-              </w:rPr>
-              <w:t>portal</w:t>
-            </w:r>
-          </w:p>
-        </w:tc>
-      </w:tr>
-      <w:tr>
-        <w:tc>
-          <w:tcPr>
-            <w:tcW w:type="dxa" w:w="2160"/>
-          </w:tcPr>
-          <w:p>
-            <w:r>
-              <w:rPr>
-                <w:sz w:val="18"/>
-              </w:rPr>
-              <w:t>160</w:t>
-            </w:r>
-          </w:p>
-        </w:tc>
-        <w:tc>
-          <w:tcPr>
-            <w:tcW w:type="dxa" w:w="2160"/>
-          </w:tcPr>
-          <w:p>
-            <w:r>
-              <w:rPr>
-                <w:sz w:val="18"/>
-              </w:rPr>
-              <w:t>챕터 8 보스 [BOSS]</w:t>
-            </w:r>
-          </w:p>
-        </w:tc>
-        <w:tc>
-          <w:tcPr>
-            <w:tcW w:type="dxa" w:w="2160"/>
-          </w:tcPr>
-          <w:p>
-            <w:r>
-              <w:rPr>
-                <w:sz w:val="18"/>
-              </w:rPr>
-              <w:t>8</w:t>
-            </w:r>
-          </w:p>
-        </w:tc>
-        <w:tc>
-          <w:tcPr>
-            <w:tcW w:type="dxa" w:w="2160"/>
-          </w:tcPr>
-          <w:p>
-            <w:r>
-              <w:rPr>
-                <w:sz w:val="18"/>
-              </w:rPr>
-              <w:t>chapter_9</w:t>
-            </w:r>
-          </w:p>
-        </w:tc>
-      </w:tr>
-      <w:tr>
-        <w:tc>
-          <w:tcPr>
-            <w:tcW w:type="dxa" w:w="2160"/>
-          </w:tcPr>
-          <w:p>
-            <w:r>
-              <w:rPr>
-                <w:sz w:val="18"/>
-              </w:rPr>
-              <w:t>180</w:t>
-            </w:r>
-          </w:p>
-        </w:tc>
-        <w:tc>
-          <w:tcPr>
-            <w:tcW w:type="dxa" w:w="2160"/>
-          </w:tcPr>
-          <w:p>
-            <w:r>
-              <w:rPr>
-                <w:sz w:val="18"/>
-              </w:rPr>
-              <w:t>어둠 기믹 도입. 챕터 9 보스. [BOSS]</w:t>
-            </w:r>
-          </w:p>
-        </w:tc>
-        <w:tc>
-          <w:tcPr>
-            <w:tcW w:type="dxa" w:w="2160"/>
-          </w:tcPr>
-          <w:p>
-            <w:r>
-              <w:rPr>
-                <w:sz w:val="18"/>
-              </w:rPr>
-              <w:t>8</w:t>
-            </w:r>
-          </w:p>
-        </w:tc>
-        <w:tc>
-          <w:tcPr>
-            <w:tcW w:type="dxa" w:w="2160"/>
-          </w:tcPr>
-          <w:p>
-            <w:r>
-              <w:rPr>
-                <w:sz w:val="18"/>
-              </w:rPr>
-              <w:t>darkness, chapter_10</w:t>
-            </w:r>
-          </w:p>
-        </w:tc>
-      </w:tr>
-      <w:tr>
-        <w:tc>
-          <w:tcPr>
-            <w:tcW w:type="dxa" w:w="2160"/>
-          </w:tcPr>
-          <w:p>
-            <w:r>
-              <w:rPr>
-                <w:sz w:val="18"/>
-              </w:rPr>
-              <w:t>200</w:t>
-            </w:r>
-          </w:p>
-        </w:tc>
-        <w:tc>
-          <w:tcPr>
-            <w:tcW w:type="dxa" w:w="2160"/>
-          </w:tcPr>
-          <w:p>
-            <w:r>
-              <w:rPr>
-                <w:sz w:val="18"/>
-              </w:rPr>
-              <w:t>챕터 10 보스. 엔딩 크레딧. 무한 모드 해금 검토. [BOSS]</w:t>
-            </w:r>
-          </w:p>
-        </w:tc>
-        <w:tc>
-          <w:tcPr>
-            <w:tcW w:type="dxa" w:w="2160"/>
-          </w:tcPr>
-          <w:p>
-            <w:r>
-              <w:rPr>
-                <w:sz w:val="18"/>
-              </w:rPr>
-              <w:t>8</w:t>
-            </w:r>
-          </w:p>
-        </w:tc>
-        <w:tc>
-          <w:tcPr>
-            <w:tcW w:type="dxa" w:w="2160"/>
-          </w:tcPr>
-          <w:p>
-            <w:r>
-              <w:rPr>
-                <w:sz w:val="18"/>
-              </w:rPr>
-              <w:t>ending</w:t>
-            </w:r>
-          </w:p>
-        </w:tc>
       </w:tr>
     </w:tbl>
     <w:p/>
@@ -3913,7 +3715,7 @@
         <w:pStyle w:val="Heading1"/>
       </w:pPr>
       <w:r>
-        <w:t>9. 일자별 진행 예상</w:t>
+        <w:t>8. 일자별 진행 예상</w:t>
       </w:r>
     </w:p>
     <w:tbl>
@@ -4010,7 +3812,7 @@
               <w:rPr>
                 <w:sz w:val="18"/>
               </w:rPr>
-              <w:t>Level 8</w:t>
+              <w:t>Level 5</w:t>
             </w:r>
           </w:p>
         </w:tc>
@@ -4023,7 +3825,7 @@
               <w:rPr>
                 <w:sz w:val="18"/>
               </w:rPr>
-              <w:t>Level 15</w:t>
+              <w:t>Level 10</w:t>
             </w:r>
           </w:p>
         </w:tc>
@@ -4051,7 +3853,7 @@
               <w:rPr>
                 <w:sz w:val="18"/>
               </w:rPr>
-              <w:t>Level 50</w:t>
+              <w:t>Level 30</w:t>
             </w:r>
           </w:p>
         </w:tc>
@@ -4064,7 +3866,7 @@
               <w:rPr>
                 <w:sz w:val="18"/>
               </w:rPr>
-              <w:t>Level 90</w:t>
+              <w:t>Level 55</w:t>
             </w:r>
           </w:p>
         </w:tc>
@@ -4092,7 +3894,7 @@
               <w:rPr>
                 <w:sz w:val="18"/>
               </w:rPr>
-              <w:t>Level 100</w:t>
+              <w:t>Level 60</w:t>
             </w:r>
           </w:p>
         </w:tc>
@@ -4105,7 +3907,7 @@
               <w:rPr>
                 <w:sz w:val="18"/>
               </w:rPr>
-              <w:t>Level 170</w:t>
+              <w:t>Level 100 (완료)</w:t>
             </w:r>
           </w:p>
         </w:tc>
@@ -4133,7 +3935,7 @@
               <w:rPr>
                 <w:sz w:val="18"/>
               </w:rPr>
-              <w:t>Level 180</w:t>
+              <w:t>Level 100 (완료)</w:t>
             </w:r>
           </w:p>
         </w:tc>
@@ -4146,7 +3948,7 @@
               <w:rPr>
                 <w:sz w:val="18"/>
               </w:rPr>
-              <w:t>Level 200 (완료)</w:t>
+              <w:t>하드 모드 / 무한 모드 진행</w:t>
             </w:r>
           </w:p>
         </w:tc>
@@ -4158,7 +3960,7 @@
         <w:pStyle w:val="Heading1"/>
       </w:pPr>
       <w:r>
-        <w:t>10. 콘텐츠 수명</w:t>
+        <w:t>9. 콘텐츠 수명</w:t>
       </w:r>
     </w:p>
     <w:p>
@@ -4173,7 +3975,7 @@
         <w:rPr>
           <w:sz w:val="20"/>
         </w:rPr>
-        <w:t>200 levels (10 chapters)</w:t>
+        <w:t>100 levels (5 packages)</w:t>
       </w:r>
     </w:p>
     <w:p>
@@ -4188,7 +3990,7 @@
         <w:rPr>
           <w:sz w:val="20"/>
         </w:rPr>
-        <w:t>4주마다 +20 levels (1 chapter)</w:t>
+        <w:t>4주마다 +20 levels (1 package)</w:t>
       </w:r>
     </w:p>
     <w:p>
